--- a/manuscript/bpp_supplementary.docx
+++ b/manuscript/bpp_supplementary.docx
@@ -4334,6 +4334,1357 @@
                 <w:sz w:val="18"/>
               </w:rPr>
               <w:t>325,915</w:t>
+            </w:r>
+          </w:p>
+        </w:tc>
+      </w:tr>
+    </w:tbl>
+    <w:p/>
+    <w:p>
+      <w:pPr>
+        <w:spacing w:before="280" w:after="120"/>
+      </w:pPr>
+      <w:r>
+        <w:rPr>
+          <w:rFonts w:ascii="Times New Roman" w:hAnsi="Times New Roman"/>
+          <w:b/>
+          <w:sz w:val="20"/>
+        </w:rPr>
+        <w:t>Supplementary Table 8. Specialist-trainee coverage by specialty. Coverage is the number of 2018 first-year specialist trainees divided by the number of physicians reported 3–5 years after medical registration in 2014, by primary specialty.</w:t>
+      </w:r>
+    </w:p>
+    <w:tbl>
+      <w:tblPr>
+        <w:tblStyle w:val="TableGrid"/>
+        <w:tblW w:type="auto" w:w="0"/>
+        <w:tblLook w:firstColumn="1" w:firstRow="1" w:lastColumn="0" w:lastRow="0" w:noHBand="0" w:noVBand="1" w:val="04A0"/>
+      </w:tblPr>
+      <w:tblGrid>
+        <w:gridCol w:w="1560"/>
+        <w:gridCol w:w="1560"/>
+        <w:gridCol w:w="1560"/>
+        <w:gridCol w:w="1560"/>
+        <w:gridCol w:w="1560"/>
+        <w:gridCol w:w="1560"/>
+      </w:tblGrid>
+      <w:tr>
+        <w:tc>
+          <w:tcPr>
+            <w:tcW w:type="dxa" w:w="1560"/>
+          </w:tcPr>
+          <w:p>
+            <w:pPr>
+              <w:jc w:val="center"/>
+            </w:pPr>
+            <w:r>
+              <w:rPr>
+                <w:rFonts w:ascii="Times New Roman" w:hAnsi="Times New Roman"/>
+                <w:b/>
+                <w:sz w:val="18"/>
+              </w:rPr>
+              <w:t>Specialty</w:t>
+            </w:r>
+          </w:p>
+        </w:tc>
+        <w:tc>
+          <w:tcPr>
+            <w:tcW w:type="dxa" w:w="1560"/>
+          </w:tcPr>
+          <w:p>
+            <w:pPr>
+              <w:jc w:val="center"/>
+            </w:pPr>
+            <w:r>
+              <w:rPr>
+                <w:rFonts w:ascii="Times New Roman" w:hAnsi="Times New Roman"/>
+                <w:b/>
+                <w:sz w:val="18"/>
+              </w:rPr>
+              <w:t>2018 specialist trainees (senkoi)</w:t>
+            </w:r>
+          </w:p>
+        </w:tc>
+        <w:tc>
+          <w:tcPr>
+            <w:tcW w:type="dxa" w:w="1560"/>
+          </w:tcPr>
+          <w:p>
+            <w:pPr>
+              <w:jc w:val="center"/>
+            </w:pPr>
+            <w:r>
+              <w:rPr>
+                <w:rFonts w:ascii="Times New Roman" w:hAnsi="Times New Roman"/>
+                <w:b/>
+                <w:sz w:val="18"/>
+              </w:rPr>
+              <w:t>Physicians 3–5 yr after registration (2014)</w:t>
+            </w:r>
+          </w:p>
+        </w:tc>
+        <w:tc>
+          <w:tcPr>
+            <w:tcW w:type="dxa" w:w="1560"/>
+          </w:tcPr>
+          <w:p>
+            <w:pPr>
+              <w:jc w:val="center"/>
+            </w:pPr>
+            <w:r>
+              <w:rPr>
+                <w:rFonts w:ascii="Times New Roman" w:hAnsi="Times New Roman"/>
+                <w:b/>
+                <w:sz w:val="18"/>
+              </w:rPr>
+              <w:t>H24 cohort 3rd year (2012)</w:t>
+            </w:r>
+          </w:p>
+        </w:tc>
+        <w:tc>
+          <w:tcPr>
+            <w:tcW w:type="dxa" w:w="1560"/>
+          </w:tcPr>
+          <w:p>
+            <w:pPr>
+              <w:jc w:val="center"/>
+            </w:pPr>
+            <w:r>
+              <w:rPr>
+                <w:rFonts w:ascii="Times New Roman" w:hAnsi="Times New Roman"/>
+                <w:b/>
+                <w:sz w:val="18"/>
+              </w:rPr>
+              <w:t>H24 cohort 5th year (2014)</w:t>
+            </w:r>
+          </w:p>
+        </w:tc>
+        <w:tc>
+          <w:tcPr>
+            <w:tcW w:type="dxa" w:w="1560"/>
+          </w:tcPr>
+          <w:p>
+            <w:pPr>
+              <w:jc w:val="center"/>
+            </w:pPr>
+            <w:r>
+              <w:rPr>
+                <w:rFonts w:ascii="Times New Roman" w:hAnsi="Times New Roman"/>
+                <w:b/>
+                <w:sz w:val="18"/>
+              </w:rPr>
+              <w:t>Coverage</w:t>
+            </w:r>
+          </w:p>
+        </w:tc>
+      </w:tr>
+      <w:tr>
+        <w:tc>
+          <w:tcPr>
+            <w:tcW w:type="dxa" w:w="1560"/>
+          </w:tcPr>
+          <w:p>
+            <w:r>
+              <w:rPr>
+                <w:rFonts w:ascii="Times New Roman" w:hAnsi="Times New Roman"/>
+                <w:sz w:val="18"/>
+              </w:rPr>
+              <w:t>Internal medicine</w:t>
+            </w:r>
+          </w:p>
+        </w:tc>
+        <w:tc>
+          <w:tcPr>
+            <w:tcW w:type="dxa" w:w="1560"/>
+          </w:tcPr>
+          <w:p>
+            <w:pPr>
+              <w:jc w:val="center"/>
+            </w:pPr>
+            <w:r>
+              <w:rPr>
+                <w:rFonts w:ascii="Times New Roman" w:hAnsi="Times New Roman"/>
+                <w:sz w:val="18"/>
+              </w:rPr>
+              <w:t>2,670</w:t>
+            </w:r>
+          </w:p>
+        </w:tc>
+        <w:tc>
+          <w:tcPr>
+            <w:tcW w:type="dxa" w:w="1560"/>
+          </w:tcPr>
+          <w:p>
+            <w:pPr>
+              <w:jc w:val="center"/>
+            </w:pPr>
+            <w:r>
+              <w:rPr>
+                <w:rFonts w:ascii="Times New Roman" w:hAnsi="Times New Roman"/>
+                <w:sz w:val="18"/>
+              </w:rPr>
+              <w:t>21,536</w:t>
+            </w:r>
+          </w:p>
+        </w:tc>
+        <w:tc>
+          <w:tcPr>
+            <w:tcW w:type="dxa" w:w="1560"/>
+          </w:tcPr>
+          <w:p>
+            <w:pPr>
+              <w:jc w:val="center"/>
+            </w:pPr>
+            <w:r>
+              <w:rPr>
+                <w:rFonts w:ascii="Times New Roman" w:hAnsi="Times New Roman"/>
+                <w:sz w:val="18"/>
+              </w:rPr>
+              <w:t>2,630</w:t>
+            </w:r>
+          </w:p>
+        </w:tc>
+        <w:tc>
+          <w:tcPr>
+            <w:tcW w:type="dxa" w:w="1560"/>
+          </w:tcPr>
+          <w:p>
+            <w:pPr>
+              <w:jc w:val="center"/>
+            </w:pPr>
+            <w:r>
+              <w:rPr>
+                <w:rFonts w:ascii="Times New Roman" w:hAnsi="Times New Roman"/>
+                <w:sz w:val="18"/>
+              </w:rPr>
+              <w:t>2,621</w:t>
+            </w:r>
+          </w:p>
+        </w:tc>
+        <w:tc>
+          <w:tcPr>
+            <w:tcW w:type="dxa" w:w="1560"/>
+          </w:tcPr>
+          <w:p>
+            <w:pPr>
+              <w:jc w:val="center"/>
+            </w:pPr>
+            <w:r>
+              <w:rPr>
+                <w:rFonts w:ascii="Times New Roman" w:hAnsi="Times New Roman"/>
+                <w:sz w:val="18"/>
+              </w:rPr>
+              <w:t>12.4%</w:t>
+            </w:r>
+          </w:p>
+        </w:tc>
+      </w:tr>
+      <w:tr>
+        <w:tc>
+          <w:tcPr>
+            <w:tcW w:type="dxa" w:w="1560"/>
+          </w:tcPr>
+          <w:p>
+            <w:r>
+              <w:rPr>
+                <w:rFonts w:ascii="Times New Roman" w:hAnsi="Times New Roman"/>
+                <w:sz w:val="18"/>
+              </w:rPr>
+              <w:t>Surgery</w:t>
+            </w:r>
+          </w:p>
+        </w:tc>
+        <w:tc>
+          <w:tcPr>
+            <w:tcW w:type="dxa" w:w="1560"/>
+          </w:tcPr>
+          <w:p>
+            <w:pPr>
+              <w:jc w:val="center"/>
+            </w:pPr>
+            <w:r>
+              <w:rPr>
+                <w:rFonts w:ascii="Times New Roman" w:hAnsi="Times New Roman"/>
+                <w:sz w:val="18"/>
+              </w:rPr>
+              <w:t>805</w:t>
+            </w:r>
+          </w:p>
+        </w:tc>
+        <w:tc>
+          <w:tcPr>
+            <w:tcW w:type="dxa" w:w="1560"/>
+          </w:tcPr>
+          <w:p>
+            <w:pPr>
+              <w:jc w:val="center"/>
+            </w:pPr>
+            <w:r>
+              <w:rPr>
+                <w:rFonts w:ascii="Times New Roman" w:hAnsi="Times New Roman"/>
+                <w:sz w:val="18"/>
+              </w:rPr>
+              <w:t>985</w:t>
+            </w:r>
+          </w:p>
+        </w:tc>
+        <w:tc>
+          <w:tcPr>
+            <w:tcW w:type="dxa" w:w="1560"/>
+          </w:tcPr>
+          <w:p>
+            <w:pPr>
+              <w:jc w:val="center"/>
+            </w:pPr>
+            <w:r>
+              <w:rPr>
+                <w:rFonts w:ascii="Times New Roman" w:hAnsi="Times New Roman"/>
+                <w:sz w:val="18"/>
+              </w:rPr>
+              <w:t>735</w:t>
+            </w:r>
+          </w:p>
+        </w:tc>
+        <w:tc>
+          <w:tcPr>
+            <w:tcW w:type="dxa" w:w="1560"/>
+          </w:tcPr>
+          <w:p>
+            <w:pPr>
+              <w:jc w:val="center"/>
+            </w:pPr>
+            <w:r>
+              <w:rPr>
+                <w:rFonts w:ascii="Times New Roman" w:hAnsi="Times New Roman"/>
+                <w:sz w:val="18"/>
+              </w:rPr>
+              <w:t>774</w:t>
+            </w:r>
+          </w:p>
+        </w:tc>
+        <w:tc>
+          <w:tcPr>
+            <w:tcW w:type="dxa" w:w="1560"/>
+          </w:tcPr>
+          <w:p>
+            <w:pPr>
+              <w:jc w:val="center"/>
+            </w:pPr>
+            <w:r>
+              <w:rPr>
+                <w:rFonts w:ascii="Times New Roman" w:hAnsi="Times New Roman"/>
+                <w:sz w:val="18"/>
+              </w:rPr>
+              <w:t>81.7%</w:t>
+            </w:r>
+          </w:p>
+        </w:tc>
+      </w:tr>
+      <w:tr>
+        <w:tc>
+          <w:tcPr>
+            <w:tcW w:type="dxa" w:w="1560"/>
+          </w:tcPr>
+          <w:p>
+            <w:r>
+              <w:rPr>
+                <w:rFonts w:ascii="Times New Roman" w:hAnsi="Times New Roman"/>
+                <w:sz w:val="18"/>
+              </w:rPr>
+              <w:t>Orthopaedics</w:t>
+            </w:r>
+          </w:p>
+        </w:tc>
+        <w:tc>
+          <w:tcPr>
+            <w:tcW w:type="dxa" w:w="1560"/>
+          </w:tcPr>
+          <w:p>
+            <w:pPr>
+              <w:jc w:val="center"/>
+            </w:pPr>
+            <w:r>
+              <w:rPr>
+                <w:rFonts w:ascii="Times New Roman" w:hAnsi="Times New Roman"/>
+                <w:sz w:val="18"/>
+              </w:rPr>
+              <w:t>552</w:t>
+            </w:r>
+          </w:p>
+        </w:tc>
+        <w:tc>
+          <w:tcPr>
+            <w:tcW w:type="dxa" w:w="1560"/>
+          </w:tcPr>
+          <w:p>
+            <w:pPr>
+              <w:jc w:val="center"/>
+            </w:pPr>
+            <w:r>
+              <w:rPr>
+                <w:rFonts w:ascii="Times New Roman" w:hAnsi="Times New Roman"/>
+                <w:sz w:val="18"/>
+              </w:rPr>
+              <w:t>2,291</w:t>
+            </w:r>
+          </w:p>
+        </w:tc>
+        <w:tc>
+          <w:tcPr>
+            <w:tcW w:type="dxa" w:w="1560"/>
+          </w:tcPr>
+          <w:p>
+            <w:pPr>
+              <w:jc w:val="center"/>
+            </w:pPr>
+            <w:r>
+              <w:rPr>
+                <w:rFonts w:ascii="Times New Roman" w:hAnsi="Times New Roman"/>
+                <w:sz w:val="18"/>
+              </w:rPr>
+              <w:t>457</w:t>
+            </w:r>
+          </w:p>
+        </w:tc>
+        <w:tc>
+          <w:tcPr>
+            <w:tcW w:type="dxa" w:w="1560"/>
+          </w:tcPr>
+          <w:p>
+            <w:pPr>
+              <w:jc w:val="center"/>
+            </w:pPr>
+            <w:r>
+              <w:rPr>
+                <w:rFonts w:ascii="Times New Roman" w:hAnsi="Times New Roman"/>
+                <w:sz w:val="18"/>
+              </w:rPr>
+              <w:t>472</w:t>
+            </w:r>
+          </w:p>
+        </w:tc>
+        <w:tc>
+          <w:tcPr>
+            <w:tcW w:type="dxa" w:w="1560"/>
+          </w:tcPr>
+          <w:p>
+            <w:pPr>
+              <w:jc w:val="center"/>
+            </w:pPr>
+            <w:r>
+              <w:rPr>
+                <w:rFonts w:ascii="Times New Roman" w:hAnsi="Times New Roman"/>
+                <w:sz w:val="18"/>
+              </w:rPr>
+              <w:t>24.1%</w:t>
+            </w:r>
+          </w:p>
+        </w:tc>
+      </w:tr>
+      <w:tr>
+        <w:tc>
+          <w:tcPr>
+            <w:tcW w:type="dxa" w:w="1560"/>
+          </w:tcPr>
+          <w:p>
+            <w:r>
+              <w:rPr>
+                <w:rFonts w:ascii="Times New Roman" w:hAnsi="Times New Roman"/>
+                <w:sz w:val="18"/>
+              </w:rPr>
+              <w:t>Plastic surgery</w:t>
+            </w:r>
+          </w:p>
+        </w:tc>
+        <w:tc>
+          <w:tcPr>
+            <w:tcW w:type="dxa" w:w="1560"/>
+          </w:tcPr>
+          <w:p>
+            <w:pPr>
+              <w:jc w:val="center"/>
+            </w:pPr>
+            <w:r>
+              <w:rPr>
+                <w:rFonts w:ascii="Times New Roman" w:hAnsi="Times New Roman"/>
+                <w:sz w:val="18"/>
+              </w:rPr>
+              <w:t>163</w:t>
+            </w:r>
+          </w:p>
+        </w:tc>
+        <w:tc>
+          <w:tcPr>
+            <w:tcW w:type="dxa" w:w="1560"/>
+          </w:tcPr>
+          <w:p>
+            <w:pPr>
+              <w:jc w:val="center"/>
+            </w:pPr>
+            <w:r>
+              <w:rPr>
+                <w:rFonts w:ascii="Times New Roman" w:hAnsi="Times New Roman"/>
+                <w:sz w:val="18"/>
+              </w:rPr>
+              <w:t>317</w:t>
+            </w:r>
+          </w:p>
+        </w:tc>
+        <w:tc>
+          <w:tcPr>
+            <w:tcW w:type="dxa" w:w="1560"/>
+          </w:tcPr>
+          <w:p>
+            <w:pPr>
+              <w:jc w:val="center"/>
+            </w:pPr>
+            <w:r>
+              <w:rPr>
+                <w:rFonts w:ascii="Times New Roman" w:hAnsi="Times New Roman"/>
+                <w:sz w:val="18"/>
+              </w:rPr>
+              <w:t>144</w:t>
+            </w:r>
+          </w:p>
+        </w:tc>
+        <w:tc>
+          <w:tcPr>
+            <w:tcW w:type="dxa" w:w="1560"/>
+          </w:tcPr>
+          <w:p>
+            <w:pPr>
+              <w:jc w:val="center"/>
+            </w:pPr>
+            <w:r>
+              <w:rPr>
+                <w:rFonts w:ascii="Times New Roman" w:hAnsi="Times New Roman"/>
+                <w:sz w:val="18"/>
+              </w:rPr>
+              <w:t>148</w:t>
+            </w:r>
+          </w:p>
+        </w:tc>
+        <w:tc>
+          <w:tcPr>
+            <w:tcW w:type="dxa" w:w="1560"/>
+          </w:tcPr>
+          <w:p>
+            <w:pPr>
+              <w:jc w:val="center"/>
+            </w:pPr>
+            <w:r>
+              <w:rPr>
+                <w:rFonts w:ascii="Times New Roman" w:hAnsi="Times New Roman"/>
+                <w:sz w:val="18"/>
+              </w:rPr>
+              <w:t>51.4%</w:t>
+            </w:r>
+          </w:p>
+        </w:tc>
+      </w:tr>
+      <w:tr>
+        <w:tc>
+          <w:tcPr>
+            <w:tcW w:type="dxa" w:w="1560"/>
+          </w:tcPr>
+          <w:p>
+            <w:r>
+              <w:rPr>
+                <w:rFonts w:ascii="Times New Roman" w:hAnsi="Times New Roman"/>
+                <w:sz w:val="18"/>
+              </w:rPr>
+              <w:t>Obstetrics &amp; gynaecology</w:t>
+            </w:r>
+          </w:p>
+        </w:tc>
+        <w:tc>
+          <w:tcPr>
+            <w:tcW w:type="dxa" w:w="1560"/>
+          </w:tcPr>
+          <w:p>
+            <w:pPr>
+              <w:jc w:val="center"/>
+            </w:pPr>
+            <w:r>
+              <w:rPr>
+                <w:rFonts w:ascii="Times New Roman" w:hAnsi="Times New Roman"/>
+                <w:sz w:val="18"/>
+              </w:rPr>
+              <w:t>441</w:t>
+            </w:r>
+          </w:p>
+        </w:tc>
+        <w:tc>
+          <w:tcPr>
+            <w:tcW w:type="dxa" w:w="1560"/>
+          </w:tcPr>
+          <w:p>
+            <w:pPr>
+              <w:jc w:val="center"/>
+            </w:pPr>
+            <w:r>
+              <w:rPr>
+                <w:rFonts w:ascii="Times New Roman" w:hAnsi="Times New Roman"/>
+                <w:sz w:val="18"/>
+              </w:rPr>
+              <w:t>1,383</w:t>
+            </w:r>
+          </w:p>
+        </w:tc>
+        <w:tc>
+          <w:tcPr>
+            <w:tcW w:type="dxa" w:w="1560"/>
+          </w:tcPr>
+          <w:p>
+            <w:pPr>
+              <w:jc w:val="center"/>
+            </w:pPr>
+            <w:r>
+              <w:rPr>
+                <w:rFonts w:ascii="Times New Roman" w:hAnsi="Times New Roman"/>
+                <w:sz w:val="18"/>
+              </w:rPr>
+              <w:t>327</w:t>
+            </w:r>
+          </w:p>
+        </w:tc>
+        <w:tc>
+          <w:tcPr>
+            <w:tcW w:type="dxa" w:w="1560"/>
+          </w:tcPr>
+          <w:p>
+            <w:pPr>
+              <w:jc w:val="center"/>
+            </w:pPr>
+            <w:r>
+              <w:rPr>
+                <w:rFonts w:ascii="Times New Roman" w:hAnsi="Times New Roman"/>
+                <w:sz w:val="18"/>
+              </w:rPr>
+              <w:t>342</w:t>
+            </w:r>
+          </w:p>
+        </w:tc>
+        <w:tc>
+          <w:tcPr>
+            <w:tcW w:type="dxa" w:w="1560"/>
+          </w:tcPr>
+          <w:p>
+            <w:pPr>
+              <w:jc w:val="center"/>
+            </w:pPr>
+            <w:r>
+              <w:rPr>
+                <w:rFonts w:ascii="Times New Roman" w:hAnsi="Times New Roman"/>
+                <w:sz w:val="18"/>
+              </w:rPr>
+              <w:t>31.9%</w:t>
+            </w:r>
+          </w:p>
+        </w:tc>
+      </w:tr>
+      <w:tr>
+        <w:tc>
+          <w:tcPr>
+            <w:tcW w:type="dxa" w:w="1560"/>
+          </w:tcPr>
+          <w:p>
+            <w:r>
+              <w:rPr>
+                <w:rFonts w:ascii="Times New Roman" w:hAnsi="Times New Roman"/>
+                <w:sz w:val="18"/>
+              </w:rPr>
+              <w:t>Paediatrics</w:t>
+            </w:r>
+          </w:p>
+        </w:tc>
+        <w:tc>
+          <w:tcPr>
+            <w:tcW w:type="dxa" w:w="1560"/>
+          </w:tcPr>
+          <w:p>
+            <w:pPr>
+              <w:jc w:val="center"/>
+            </w:pPr>
+            <w:r>
+              <w:rPr>
+                <w:rFonts w:ascii="Times New Roman" w:hAnsi="Times New Roman"/>
+                <w:sz w:val="18"/>
+              </w:rPr>
+              <w:t>573</w:t>
+            </w:r>
+          </w:p>
+        </w:tc>
+        <w:tc>
+          <w:tcPr>
+            <w:tcW w:type="dxa" w:w="1560"/>
+          </w:tcPr>
+          <w:p>
+            <w:pPr>
+              <w:jc w:val="center"/>
+            </w:pPr>
+            <w:r>
+              <w:rPr>
+                <w:rFonts w:ascii="Times New Roman" w:hAnsi="Times New Roman"/>
+                <w:sz w:val="18"/>
+              </w:rPr>
+              <w:t>7,950</w:t>
+            </w:r>
+          </w:p>
+        </w:tc>
+        <w:tc>
+          <w:tcPr>
+            <w:tcW w:type="dxa" w:w="1560"/>
+          </w:tcPr>
+          <w:p>
+            <w:pPr>
+              <w:jc w:val="center"/>
+            </w:pPr>
+            <w:r>
+              <w:rPr>
+                <w:rFonts w:ascii="Times New Roman" w:hAnsi="Times New Roman"/>
+                <w:sz w:val="18"/>
+              </w:rPr>
+              <w:t>447</w:t>
+            </w:r>
+          </w:p>
+        </w:tc>
+        <w:tc>
+          <w:tcPr>
+            <w:tcW w:type="dxa" w:w="1560"/>
+          </w:tcPr>
+          <w:p>
+            <w:pPr>
+              <w:jc w:val="center"/>
+            </w:pPr>
+            <w:r>
+              <w:rPr>
+                <w:rFonts w:ascii="Times New Roman" w:hAnsi="Times New Roman"/>
+                <w:sz w:val="18"/>
+              </w:rPr>
+              <w:t>433</w:t>
+            </w:r>
+          </w:p>
+        </w:tc>
+        <w:tc>
+          <w:tcPr>
+            <w:tcW w:type="dxa" w:w="1560"/>
+          </w:tcPr>
+          <w:p>
+            <w:pPr>
+              <w:jc w:val="center"/>
+            </w:pPr>
+            <w:r>
+              <w:rPr>
+                <w:rFonts w:ascii="Times New Roman" w:hAnsi="Times New Roman"/>
+                <w:sz w:val="18"/>
+              </w:rPr>
+              <w:t>7.2%</w:t>
+            </w:r>
+          </w:p>
+        </w:tc>
+      </w:tr>
+      <w:tr>
+        <w:tc>
+          <w:tcPr>
+            <w:tcW w:type="dxa" w:w="1560"/>
+          </w:tcPr>
+          <w:p>
+            <w:r>
+              <w:rPr>
+                <w:rFonts w:ascii="Times New Roman" w:hAnsi="Times New Roman"/>
+                <w:sz w:val="18"/>
+              </w:rPr>
+              <w:t>Psychiatry</w:t>
+            </w:r>
+          </w:p>
+        </w:tc>
+        <w:tc>
+          <w:tcPr>
+            <w:tcW w:type="dxa" w:w="1560"/>
+          </w:tcPr>
+          <w:p>
+            <w:pPr>
+              <w:jc w:val="center"/>
+            </w:pPr>
+            <w:r>
+              <w:rPr>
+                <w:rFonts w:ascii="Times New Roman" w:hAnsi="Times New Roman"/>
+                <w:sz w:val="18"/>
+              </w:rPr>
+              <w:t>441</w:t>
+            </w:r>
+          </w:p>
+        </w:tc>
+        <w:tc>
+          <w:tcPr>
+            <w:tcW w:type="dxa" w:w="1560"/>
+          </w:tcPr>
+          <w:p>
+            <w:pPr>
+              <w:jc w:val="center"/>
+            </w:pPr>
+            <w:r>
+              <w:rPr>
+                <w:rFonts w:ascii="Times New Roman" w:hAnsi="Times New Roman"/>
+                <w:sz w:val="18"/>
+              </w:rPr>
+              <w:t>637</w:t>
+            </w:r>
+          </w:p>
+        </w:tc>
+        <w:tc>
+          <w:tcPr>
+            <w:tcW w:type="dxa" w:w="1560"/>
+          </w:tcPr>
+          <w:p>
+            <w:pPr>
+              <w:jc w:val="center"/>
+            </w:pPr>
+            <w:r>
+              <w:rPr>
+                <w:rFonts w:ascii="Times New Roman" w:hAnsi="Times New Roman"/>
+                <w:sz w:val="18"/>
+              </w:rPr>
+              <w:t>314</w:t>
+            </w:r>
+          </w:p>
+        </w:tc>
+        <w:tc>
+          <w:tcPr>
+            <w:tcW w:type="dxa" w:w="1560"/>
+          </w:tcPr>
+          <w:p>
+            <w:pPr>
+              <w:jc w:val="center"/>
+            </w:pPr>
+            <w:r>
+              <w:rPr>
+                <w:rFonts w:ascii="Times New Roman" w:hAnsi="Times New Roman"/>
+                <w:sz w:val="18"/>
+              </w:rPr>
+              <w:t>354</w:t>
+            </w:r>
+          </w:p>
+        </w:tc>
+        <w:tc>
+          <w:tcPr>
+            <w:tcW w:type="dxa" w:w="1560"/>
+          </w:tcPr>
+          <w:p>
+            <w:pPr>
+              <w:jc w:val="center"/>
+            </w:pPr>
+            <w:r>
+              <w:rPr>
+                <w:rFonts w:ascii="Times New Roman" w:hAnsi="Times New Roman"/>
+                <w:sz w:val="18"/>
+              </w:rPr>
+              <w:t>69.2%</w:t>
+            </w:r>
+          </w:p>
+        </w:tc>
+      </w:tr>
+      <w:tr>
+        <w:tc>
+          <w:tcPr>
+            <w:tcW w:type="dxa" w:w="1560"/>
+          </w:tcPr>
+          <w:p>
+            <w:r>
+              <w:rPr>
+                <w:rFonts w:ascii="Times New Roman" w:hAnsi="Times New Roman"/>
+                <w:sz w:val="18"/>
+              </w:rPr>
+              <w:t>Ophthalmology</w:t>
+            </w:r>
+          </w:p>
+        </w:tc>
+        <w:tc>
+          <w:tcPr>
+            <w:tcW w:type="dxa" w:w="1560"/>
+          </w:tcPr>
+          <w:p>
+            <w:pPr>
+              <w:jc w:val="center"/>
+            </w:pPr>
+            <w:r>
+              <w:rPr>
+                <w:rFonts w:ascii="Times New Roman" w:hAnsi="Times New Roman"/>
+                <w:sz w:val="18"/>
+              </w:rPr>
+              <w:t>328</w:t>
+            </w:r>
+          </w:p>
+        </w:tc>
+        <w:tc>
+          <w:tcPr>
+            <w:tcW w:type="dxa" w:w="1560"/>
+          </w:tcPr>
+          <w:p>
+            <w:pPr>
+              <w:jc w:val="center"/>
+            </w:pPr>
+            <w:r>
+              <w:rPr>
+                <w:rFonts w:ascii="Times New Roman" w:hAnsi="Times New Roman"/>
+                <w:sz w:val="18"/>
+              </w:rPr>
+              <w:t>1,051</w:t>
+            </w:r>
+          </w:p>
+        </w:tc>
+        <w:tc>
+          <w:tcPr>
+            <w:tcW w:type="dxa" w:w="1560"/>
+          </w:tcPr>
+          <w:p>
+            <w:pPr>
+              <w:jc w:val="center"/>
+            </w:pPr>
+            <w:r>
+              <w:rPr>
+                <w:rFonts w:ascii="Times New Roman" w:hAnsi="Times New Roman"/>
+                <w:sz w:val="18"/>
+              </w:rPr>
+              <w:t>211</w:t>
+            </w:r>
+          </w:p>
+        </w:tc>
+        <w:tc>
+          <w:tcPr>
+            <w:tcW w:type="dxa" w:w="1560"/>
+          </w:tcPr>
+          <w:p>
+            <w:pPr>
+              <w:jc w:val="center"/>
+            </w:pPr>
+            <w:r>
+              <w:rPr>
+                <w:rFonts w:ascii="Times New Roman" w:hAnsi="Times New Roman"/>
+                <w:sz w:val="18"/>
+              </w:rPr>
+              <w:t>213</w:t>
+            </w:r>
+          </w:p>
+        </w:tc>
+        <w:tc>
+          <w:tcPr>
+            <w:tcW w:type="dxa" w:w="1560"/>
+          </w:tcPr>
+          <w:p>
+            <w:pPr>
+              <w:jc w:val="center"/>
+            </w:pPr>
+            <w:r>
+              <w:rPr>
+                <w:rFonts w:ascii="Times New Roman" w:hAnsi="Times New Roman"/>
+                <w:sz w:val="18"/>
+              </w:rPr>
+              <w:t>31.2%</w:t>
+            </w:r>
+          </w:p>
+        </w:tc>
+      </w:tr>
+      <w:tr>
+        <w:tc>
+          <w:tcPr>
+            <w:tcW w:type="dxa" w:w="1560"/>
+          </w:tcPr>
+          <w:p>
+            <w:r>
+              <w:rPr>
+                <w:rFonts w:ascii="Times New Roman" w:hAnsi="Times New Roman"/>
+                <w:sz w:val="18"/>
+              </w:rPr>
+              <w:t>Otolaryngology</w:t>
+            </w:r>
+          </w:p>
+        </w:tc>
+        <w:tc>
+          <w:tcPr>
+            <w:tcW w:type="dxa" w:w="1560"/>
+          </w:tcPr>
+          <w:p>
+            <w:pPr>
+              <w:jc w:val="center"/>
+            </w:pPr>
+            <w:r>
+              <w:rPr>
+                <w:rFonts w:ascii="Times New Roman" w:hAnsi="Times New Roman"/>
+                <w:sz w:val="18"/>
+              </w:rPr>
+              <w:t>267</w:t>
+            </w:r>
+          </w:p>
+        </w:tc>
+        <w:tc>
+          <w:tcPr>
+            <w:tcW w:type="dxa" w:w="1560"/>
+          </w:tcPr>
+          <w:p>
+            <w:pPr>
+              <w:jc w:val="center"/>
+            </w:pPr>
+            <w:r>
+              <w:rPr>
+                <w:rFonts w:ascii="Times New Roman" w:hAnsi="Times New Roman"/>
+                <w:sz w:val="18"/>
+              </w:rPr>
+              <w:t>617</w:t>
+            </w:r>
+          </w:p>
+        </w:tc>
+        <w:tc>
+          <w:tcPr>
+            <w:tcW w:type="dxa" w:w="1560"/>
+          </w:tcPr>
+          <w:p>
+            <w:pPr>
+              <w:jc w:val="center"/>
+            </w:pPr>
+            <w:r>
+              <w:rPr>
+                <w:rFonts w:ascii="Times New Roman" w:hAnsi="Times New Roman"/>
+                <w:sz w:val="18"/>
+              </w:rPr>
+              <w:t>195</w:t>
+            </w:r>
+          </w:p>
+        </w:tc>
+        <w:tc>
+          <w:tcPr>
+            <w:tcW w:type="dxa" w:w="1560"/>
+          </w:tcPr>
+          <w:p>
+            <w:pPr>
+              <w:jc w:val="center"/>
+            </w:pPr>
+            <w:r>
+              <w:rPr>
+                <w:rFonts w:ascii="Times New Roman" w:hAnsi="Times New Roman"/>
+                <w:sz w:val="18"/>
+              </w:rPr>
+              <w:t>193</w:t>
+            </w:r>
+          </w:p>
+        </w:tc>
+        <w:tc>
+          <w:tcPr>
+            <w:tcW w:type="dxa" w:w="1560"/>
+          </w:tcPr>
+          <w:p>
+            <w:pPr>
+              <w:jc w:val="center"/>
+            </w:pPr>
+            <w:r>
+              <w:rPr>
+                <w:rFonts w:ascii="Times New Roman" w:hAnsi="Times New Roman"/>
+                <w:sz w:val="18"/>
+              </w:rPr>
+              <w:t>43.3%</w:t>
+            </w:r>
+          </w:p>
+        </w:tc>
+      </w:tr>
+      <w:tr>
+        <w:tc>
+          <w:tcPr>
+            <w:tcW w:type="dxa" w:w="1560"/>
+          </w:tcPr>
+          <w:p>
+            <w:r>
+              <w:rPr>
+                <w:rFonts w:ascii="Times New Roman" w:hAnsi="Times New Roman"/>
+                <w:sz w:val="18"/>
+              </w:rPr>
+              <w:t>Urology</w:t>
+            </w:r>
+          </w:p>
+        </w:tc>
+        <w:tc>
+          <w:tcPr>
+            <w:tcW w:type="dxa" w:w="1560"/>
+          </w:tcPr>
+          <w:p>
+            <w:pPr>
+              <w:jc w:val="center"/>
+            </w:pPr>
+            <w:r>
+              <w:rPr>
+                <w:rFonts w:ascii="Times New Roman" w:hAnsi="Times New Roman"/>
+                <w:sz w:val="18"/>
+              </w:rPr>
+              <w:t>274</w:t>
+            </w:r>
+          </w:p>
+        </w:tc>
+        <w:tc>
+          <w:tcPr>
+            <w:tcW w:type="dxa" w:w="1560"/>
+          </w:tcPr>
+          <w:p>
+            <w:pPr>
+              <w:jc w:val="center"/>
+            </w:pPr>
+            <w:r>
+              <w:rPr>
+                <w:rFonts w:ascii="Times New Roman" w:hAnsi="Times New Roman"/>
+                <w:sz w:val="18"/>
+              </w:rPr>
+              <w:t>568</w:t>
+            </w:r>
+          </w:p>
+        </w:tc>
+        <w:tc>
+          <w:tcPr>
+            <w:tcW w:type="dxa" w:w="1560"/>
+          </w:tcPr>
+          <w:p>
+            <w:pPr>
+              <w:jc w:val="center"/>
+            </w:pPr>
+            <w:r>
+              <w:rPr>
+                <w:rFonts w:ascii="Times New Roman" w:hAnsi="Times New Roman"/>
+                <w:sz w:val="18"/>
+              </w:rPr>
+              <w:t>206</w:t>
+            </w:r>
+          </w:p>
+        </w:tc>
+        <w:tc>
+          <w:tcPr>
+            <w:tcW w:type="dxa" w:w="1560"/>
+          </w:tcPr>
+          <w:p>
+            <w:pPr>
+              <w:jc w:val="center"/>
+            </w:pPr>
+            <w:r>
+              <w:rPr>
+                <w:rFonts w:ascii="Times New Roman" w:hAnsi="Times New Roman"/>
+                <w:sz w:val="18"/>
+              </w:rPr>
+              <w:t>194</w:t>
+            </w:r>
+          </w:p>
+        </w:tc>
+        <w:tc>
+          <w:tcPr>
+            <w:tcW w:type="dxa" w:w="1560"/>
+          </w:tcPr>
+          <w:p>
+            <w:pPr>
+              <w:jc w:val="center"/>
+            </w:pPr>
+            <w:r>
+              <w:rPr>
+                <w:rFonts w:ascii="Times New Roman" w:hAnsi="Times New Roman"/>
+                <w:sz w:val="18"/>
+              </w:rPr>
+              <w:t>48.2%</w:t>
+            </w:r>
+          </w:p>
+        </w:tc>
+      </w:tr>
+      <w:tr>
+        <w:tc>
+          <w:tcPr>
+            <w:tcW w:type="dxa" w:w="1560"/>
+          </w:tcPr>
+          <w:p>
+            <w:r>
+              <w:rPr>
+                <w:rFonts w:ascii="Times New Roman" w:hAnsi="Times New Roman"/>
+                <w:sz w:val="18"/>
+              </w:rPr>
+              <w:t>Dermatology</w:t>
+            </w:r>
+          </w:p>
+        </w:tc>
+        <w:tc>
+          <w:tcPr>
+            <w:tcW w:type="dxa" w:w="1560"/>
+          </w:tcPr>
+          <w:p>
+            <w:pPr>
+              <w:jc w:val="center"/>
+            </w:pPr>
+            <w:r>
+              <w:rPr>
+                <w:rFonts w:ascii="Times New Roman" w:hAnsi="Times New Roman"/>
+                <w:sz w:val="18"/>
+              </w:rPr>
+              <w:t>271</w:t>
+            </w:r>
+          </w:p>
+        </w:tc>
+        <w:tc>
+          <w:tcPr>
+            <w:tcW w:type="dxa" w:w="1560"/>
+          </w:tcPr>
+          <w:p>
+            <w:pPr>
+              <w:jc w:val="center"/>
+            </w:pPr>
+            <w:r>
+              <w:rPr>
+                <w:rFonts w:ascii="Times New Roman" w:hAnsi="Times New Roman"/>
+                <w:sz w:val="18"/>
+              </w:rPr>
+              <w:t>1,405</w:t>
+            </w:r>
+          </w:p>
+        </w:tc>
+        <w:tc>
+          <w:tcPr>
+            <w:tcW w:type="dxa" w:w="1560"/>
+          </w:tcPr>
+          <w:p>
+            <w:pPr>
+              <w:jc w:val="center"/>
+            </w:pPr>
+            <w:r>
+              <w:rPr>
+                <w:rFonts w:ascii="Times New Roman" w:hAnsi="Times New Roman"/>
+                <w:sz w:val="18"/>
+              </w:rPr>
+              <w:t>228</w:t>
+            </w:r>
+          </w:p>
+        </w:tc>
+        <w:tc>
+          <w:tcPr>
+            <w:tcW w:type="dxa" w:w="1560"/>
+          </w:tcPr>
+          <w:p>
+            <w:pPr>
+              <w:jc w:val="center"/>
+            </w:pPr>
+            <w:r>
+              <w:rPr>
+                <w:rFonts w:ascii="Times New Roman" w:hAnsi="Times New Roman"/>
+                <w:sz w:val="18"/>
+              </w:rPr>
+              <w:t>210</w:t>
+            </w:r>
+          </w:p>
+        </w:tc>
+        <w:tc>
+          <w:tcPr>
+            <w:tcW w:type="dxa" w:w="1560"/>
+          </w:tcPr>
+          <w:p>
+            <w:pPr>
+              <w:jc w:val="center"/>
+            </w:pPr>
+            <w:r>
+              <w:rPr>
+                <w:rFonts w:ascii="Times New Roman" w:hAnsi="Times New Roman"/>
+                <w:sz w:val="18"/>
+              </w:rPr>
+              <w:t>19.3%</w:t>
+            </w:r>
+          </w:p>
+        </w:tc>
+      </w:tr>
+      <w:tr>
+        <w:tc>
+          <w:tcPr>
+            <w:tcW w:type="dxa" w:w="1560"/>
+          </w:tcPr>
+          <w:p>
+            <w:r>
+              <w:rPr>
+                <w:rFonts w:ascii="Times New Roman" w:hAnsi="Times New Roman"/>
+                <w:sz w:val="18"/>
+              </w:rPr>
+              <w:t>Anaesthesiology</w:t>
+            </w:r>
+          </w:p>
+        </w:tc>
+        <w:tc>
+          <w:tcPr>
+            <w:tcW w:type="dxa" w:w="1560"/>
+          </w:tcPr>
+          <w:p>
+            <w:pPr>
+              <w:jc w:val="center"/>
+            </w:pPr>
+            <w:r>
+              <w:rPr>
+                <w:rFonts w:ascii="Times New Roman" w:hAnsi="Times New Roman"/>
+                <w:sz w:val="18"/>
+              </w:rPr>
+              <w:t>495</w:t>
+            </w:r>
+          </w:p>
+        </w:tc>
+        <w:tc>
+          <w:tcPr>
+            <w:tcW w:type="dxa" w:w="1560"/>
+          </w:tcPr>
+          <w:p>
+            <w:pPr>
+              <w:jc w:val="center"/>
+            </w:pPr>
+            <w:r>
+              <w:rPr>
+                <w:rFonts w:ascii="Times New Roman" w:hAnsi="Times New Roman"/>
+                <w:sz w:val="18"/>
+              </w:rPr>
+              <w:t>1,091</w:t>
+            </w:r>
+          </w:p>
+        </w:tc>
+        <w:tc>
+          <w:tcPr>
+            <w:tcW w:type="dxa" w:w="1560"/>
+          </w:tcPr>
+          <w:p>
+            <w:pPr>
+              <w:jc w:val="center"/>
+            </w:pPr>
+            <w:r>
+              <w:rPr>
+                <w:rFonts w:ascii="Times New Roman" w:hAnsi="Times New Roman"/>
+                <w:sz w:val="18"/>
+              </w:rPr>
+              <w:t>378</w:t>
+            </w:r>
+          </w:p>
+        </w:tc>
+        <w:tc>
+          <w:tcPr>
+            <w:tcW w:type="dxa" w:w="1560"/>
+          </w:tcPr>
+          <w:p>
+            <w:pPr>
+              <w:jc w:val="center"/>
+            </w:pPr>
+            <w:r>
+              <w:rPr>
+                <w:rFonts w:ascii="Times New Roman" w:hAnsi="Times New Roman"/>
+                <w:sz w:val="18"/>
+              </w:rPr>
+              <w:t>385</w:t>
+            </w:r>
+          </w:p>
+        </w:tc>
+        <w:tc>
+          <w:tcPr>
+            <w:tcW w:type="dxa" w:w="1560"/>
+          </w:tcPr>
+          <w:p>
+            <w:pPr>
+              <w:jc w:val="center"/>
+            </w:pPr>
+            <w:r>
+              <w:rPr>
+                <w:rFonts w:ascii="Times New Roman" w:hAnsi="Times New Roman"/>
+                <w:sz w:val="18"/>
+              </w:rPr>
+              <w:t>45.4%</w:t>
             </w:r>
           </w:p>
         </w:tc>

--- a/manuscript/bpp_supplementary.docx
+++ b/manuscript/bpp_supplementary.docx
@@ -12,6 +12,430 @@
           <w:color w:val="000000"/>
         </w:rPr>
         <w:t>Supplementary material</w:t>
+      </w:r>
+    </w:p>
+    <w:p>
+      <w:pPr>
+        <w:pStyle w:val="Heading2"/>
+      </w:pPr>
+      <w:r>
+        <w:rPr>
+          <w:rFonts w:ascii="Times New Roman" w:hAnsi="Times New Roman"/>
+          <w:color w:val="000000"/>
+        </w:rPr>
+        <w:t>Supplementary Note 1. Detailed statistical methods</w:t>
+      </w:r>
+    </w:p>
+    <w:p>
+      <w:pPr>
+        <w:spacing w:line="480" w:lineRule="auto" w:after="120"/>
+      </w:pPr>
+      <w:r>
+        <w:rPr>
+          <w:rFonts w:ascii="Times New Roman" w:hAnsi="Times New Roman"/>
+          <w:b w:val="0"/>
+          <w:i w:val="0"/>
+          <w:sz w:val="24"/>
+        </w:rPr>
+        <w:t>This note records the full model specification, equivalence-testing rationale, and power diagnostics summarised in the main text. It also describes the heterogeneity and trend-robustness checks reported in Supplementary Table 9.</w:t>
+      </w:r>
+    </w:p>
+    <w:p>
+      <w:pPr>
+        <w:spacing w:line="480" w:lineRule="auto" w:after="120"/>
+      </w:pPr>
+      <w:r>
+        <w:rPr>
+          <w:rFonts w:ascii="Times New Roman" w:hAnsi="Times New Roman"/>
+          <w:b w:val="0"/>
+          <w:i w:val="0"/>
+          <w:sz w:val="24"/>
+        </w:rPr>
+        <w:t>Primary estimating equation. Let s index specialty, t index the biennial wave, and Y be the count of physicians or hospitals. The baseline model is</w:t>
+      </w:r>
+    </w:p>
+    <w:p>
+      <w:pPr>
+        <w:jc w:val="center"/>
+      </w:pPr>
+      <m:oMath xmlns:mml="http://www.w3.org/1998/Math/MathML">
+        <m:r>
+          <m:t>Δ</m:t>
+        </m:r>
+        <m:r>
+          <m:rPr>
+            <m:sty m:val="p"/>
+          </m:rPr>
+          <m:t>log</m:t>
+        </m:r>
+        <m:r>
+          <m:t>(</m:t>
+        </m:r>
+        <m:sSub>
+          <m:e>
+            <m:r>
+              <m:t>Y</m:t>
+            </m:r>
+          </m:e>
+          <m:sub>
+            <m:r>
+              <m:t>st</m:t>
+            </m:r>
+          </m:sub>
+        </m:sSub>
+        <m:r>
+          <m:t>)=</m:t>
+        </m:r>
+        <m:sSub>
+          <m:e>
+            <m:r>
+              <m:t>α</m:t>
+            </m:r>
+          </m:e>
+          <m:sub>
+            <m:r>
+              <m:t>s</m:t>
+            </m:r>
+          </m:sub>
+        </m:sSub>
+        <m:r>
+          <m:t>+</m:t>
+        </m:r>
+        <m:sSub>
+          <m:e>
+            <m:r>
+              <m:t>δ</m:t>
+            </m:r>
+          </m:e>
+          <m:sub>
+            <m:r>
+              <m:t>t</m:t>
+            </m:r>
+          </m:sub>
+        </m:sSub>
+        <m:r>
+          <m:t>+β·</m:t>
+        </m:r>
+        <m:sSub>
+          <m:e>
+            <m:r>
+              <m:rPr>
+                <m:nor/>
+              </m:rPr>
+              <m:t>litrate</m:t>
+            </m:r>
+          </m:e>
+          <m:sub>
+            <m:r>
+              <m:t>s,t−1</m:t>
+            </m:r>
+          </m:sub>
+        </m:sSub>
+        <m:r>
+          <m:t>+γ·</m:t>
+        </m:r>
+        <m:sSub>
+          <m:e>
+            <m:r>
+              <m:rPr>
+                <m:nor/>
+              </m:rPr>
+              <m:t>JOCS-CP</m:t>
+            </m:r>
+          </m:e>
+          <m:sub>
+            <m:r>
+              <m:t>s,t−1</m:t>
+            </m:r>
+          </m:sub>
+        </m:sSub>
+        <m:r>
+          <m:t>+</m:t>
+        </m:r>
+        <m:sSub>
+          <m:e>
+            <m:r>
+              <m:t>ϵ</m:t>
+            </m:r>
+          </m:e>
+          <m:sub>
+            <m:r>
+              <m:t>st</m:t>
+            </m:r>
+          </m:sub>
+        </m:sSub>
+      </m:oMath>
+    </w:p>
+    <w:p>
+      <w:pPr>
+        <w:spacing w:line="480" w:lineRule="auto" w:after="120"/>
+      </w:pPr>
+      <w:r>
+        <w:rPr>
+          <w:rFonts w:ascii="Times New Roman" w:hAnsi="Times New Roman"/>
+          <w:b w:val="0"/>
+          <w:i w:val="0"/>
+          <w:sz w:val="24"/>
+        </w:rPr>
+        <w:t>where alpha_s are specialty fixed effects, delta_t are wave fixed effects, litrate is closed malpractice claims per 1,000 physicians, and JOCS-CP is an obstetrics-and-gynaecology-specific indicator from 2009 onward. Standard errors are clustered by specialty and inference uses a t-distribution with G-1 degrees of freedom, where G=12.</w:t>
+      </w:r>
+    </w:p>
+    <w:p>
+      <w:pPr>
+        <w:spacing w:line="480" w:lineRule="auto" w:after="120"/>
+      </w:pPr>
+      <w:r>
+        <w:rPr>
+          <w:rFonts w:ascii="Times New Roman" w:hAnsi="Times New Roman"/>
+          <w:b w:val="0"/>
+          <w:i w:val="0"/>
+          <w:sz w:val="24"/>
+        </w:rPr>
+        <w:t>Equivalence testing. Two one-sided tests (TOST) evaluate whether the per-SD litigation-rate coefficient beta lies inside a pre-specified symmetric margin m. The null hypotheses are</w:t>
+      </w:r>
+    </w:p>
+    <w:p>
+      <w:pPr>
+        <w:jc w:val="center"/>
+      </w:pPr>
+      <m:oMath xmlns:mml="http://www.w3.org/1998/Math/MathML">
+        <m:sSub>
+          <m:e>
+            <m:r>
+              <m:t>H</m:t>
+            </m:r>
+          </m:e>
+          <m:sub>
+            <m:r>
+              <m:t>0</m:t>
+            </m:r>
+          </m:sub>
+        </m:sSub>
+        <m:r>
+          <m:t>:β≤−m</m:t>
+        </m:r>
+        <m:r>
+          <m:rPr>
+            <m:nor/>
+          </m:rPr>
+          <m:t>and</m:t>
+        </m:r>
+        <m:sSub>
+          <m:e>
+            <m:r>
+              <m:t>H</m:t>
+            </m:r>
+          </m:e>
+          <m:sub>
+            <m:r>
+              <m:t>0</m:t>
+            </m:r>
+          </m:sub>
+        </m:sSub>
+        <m:r>
+          <m:t>:β≥+m</m:t>
+        </m:r>
+      </m:oMath>
+    </w:p>
+    <w:p>
+      <w:pPr>
+        <w:spacing w:line="480" w:lineRule="auto" w:after="120"/>
+      </w:pPr>
+      <w:r>
+        <w:rPr>
+          <w:rFonts w:ascii="Times New Roman" w:hAnsi="Times New Roman"/>
+          <w:b w:val="0"/>
+          <w:i w:val="0"/>
+          <w:sz w:val="24"/>
+        </w:rPr>
+        <w:t>Equivalence is declared when both one-sided tests yield p &lt; 0.05. Margins of 1% and 2% biennial workforce change were chosen because they are smaller than typical policy targets for specialty rebalancing.</w:t>
+      </w:r>
+    </w:p>
+    <w:p>
+      <w:pPr>
+        <w:spacing w:line="480" w:lineRule="auto" w:after="120"/>
+      </w:pPr>
+      <w:r>
+        <w:rPr>
+          <w:rFonts w:ascii="Times New Roman" w:hAnsi="Times New Roman"/>
+          <w:b w:val="0"/>
+          <w:i w:val="0"/>
+          <w:sz w:val="24"/>
+        </w:rPr>
+        <w:t>Power diagnostics. The minimum detectable effect (MDE) at 80% power for the per-SD coefficient is (t(0.975, df) + t(0.80, df)) x SE. The power to declare equivalence within margin m when the true effect is zero is 2 x F_t(m / SE) - 1, where F_t is the cumulative distribution function of the t(df) distribution. These quantities make the limited information in a 12-cluster panel explicit.</w:t>
+      </w:r>
+    </w:p>
+    <w:p>
+      <w:pPr>
+        <w:spacing w:line="480" w:lineRule="auto" w:after="120"/>
+      </w:pPr>
+      <w:r>
+        <w:rPr>
+          <w:rFonts w:ascii="Times New Roman" w:hAnsi="Times New Roman"/>
+          <w:b w:val="0"/>
+          <w:i w:val="0"/>
+          <w:sz w:val="24"/>
+        </w:rPr>
+        <w:t>Heterogeneity and trend robustness. To test whether the association differed by baseline litigation risk or surgical orientation, the model was augmented with an interaction between litrate and a binary group indicator:</w:t>
+      </w:r>
+    </w:p>
+    <w:p>
+      <w:pPr>
+        <w:jc w:val="center"/>
+      </w:pPr>
+      <m:oMath xmlns:mml="http://www.w3.org/1998/Math/MathML">
+        <m:r>
+          <m:t>Δ</m:t>
+        </m:r>
+        <m:r>
+          <m:rPr>
+            <m:sty m:val="p"/>
+          </m:rPr>
+          <m:t>log</m:t>
+        </m:r>
+        <m:r>
+          <m:t>(</m:t>
+        </m:r>
+        <m:sSub>
+          <m:e>
+            <m:r>
+              <m:t>Y</m:t>
+            </m:r>
+          </m:e>
+          <m:sub>
+            <m:r>
+              <m:t>st</m:t>
+            </m:r>
+          </m:sub>
+        </m:sSub>
+        <m:r>
+          <m:t>)=</m:t>
+        </m:r>
+        <m:sSub>
+          <m:e>
+            <m:r>
+              <m:t>α</m:t>
+            </m:r>
+          </m:e>
+          <m:sub>
+            <m:r>
+              <m:t>s</m:t>
+            </m:r>
+          </m:sub>
+        </m:sSub>
+        <m:r>
+          <m:t>+</m:t>
+        </m:r>
+        <m:sSub>
+          <m:e>
+            <m:r>
+              <m:t>δ</m:t>
+            </m:r>
+          </m:e>
+          <m:sub>
+            <m:r>
+              <m:t>t</m:t>
+            </m:r>
+          </m:sub>
+        </m:sSub>
+        <m:r>
+          <m:t>+β·</m:t>
+        </m:r>
+        <m:sSub>
+          <m:e>
+            <m:r>
+              <m:rPr>
+                <m:nor/>
+              </m:rPr>
+              <m:t>litrate</m:t>
+            </m:r>
+          </m:e>
+          <m:sub>
+            <m:r>
+              <m:t>s,t−1</m:t>
+            </m:r>
+          </m:sub>
+        </m:sSub>
+        <m:r>
+          <m:t>+</m:t>
+        </m:r>
+        <m:sSub>
+          <m:e>
+            <m:r>
+              <m:t>δ</m:t>
+            </m:r>
+          </m:e>
+          <m:sub>
+            <m:r>
+              <m:t>g</m:t>
+            </m:r>
+          </m:sub>
+        </m:sSub>
+        <m:r>
+          <m:t>·(</m:t>
+        </m:r>
+        <m:sSub>
+          <m:e>
+            <m:r>
+              <m:rPr>
+                <m:nor/>
+              </m:rPr>
+              <m:t>litrate</m:t>
+            </m:r>
+          </m:e>
+          <m:sub>
+            <m:r>
+              <m:t>s,t−1</m:t>
+            </m:r>
+          </m:sub>
+        </m:sSub>
+        <m:r>
+          <m:t>×</m:t>
+        </m:r>
+        <m:sSub>
+          <m:e>
+            <m:r>
+              <m:rPr>
+                <m:nor/>
+              </m:rPr>
+              <m:t>Group</m:t>
+            </m:r>
+          </m:e>
+          <m:sub>
+            <m:r>
+              <m:t>s</m:t>
+            </m:r>
+          </m:sub>
+        </m:sSub>
+        <m:r>
+          <m:t>)+</m:t>
+        </m:r>
+        <m:sSub>
+          <m:e>
+            <m:r>
+              <m:t>ϵ</m:t>
+            </m:r>
+          </m:e>
+          <m:sub>
+            <m:r>
+              <m:t>st</m:t>
+            </m:r>
+          </m:sub>
+        </m:sSub>
+      </m:oMath>
+    </w:p>
+    <w:p>
+      <w:pPr>
+        <w:spacing w:line="480" w:lineRule="auto" w:after="120"/>
+      </w:pPr>
+      <w:r>
+        <w:rPr>
+          <w:rFonts w:ascii="Times New Roman" w:hAnsi="Times New Roman"/>
+          <w:b w:val="0"/>
+          <w:i w:val="0"/>
+          <w:sz w:val="24"/>
+        </w:rPr>
+        <w:t>Group_s is either high-litigation (above the median specialty mean lagged litigation rate) or surgical (surgery, orthopaedics, obstetrics and gynaecology, urology). The main effect of Group is absorbed by the specialty fixed effects and is omitted. A separate robustness check added specialty-specific linear trends, C(specialty) x year, to the baseline specification.</w:t>
       </w:r>
     </w:p>
     <w:p>
@@ -1988,7 +2412,7 @@
                 <w:rFonts w:ascii="Times New Roman" w:hAnsi="Times New Roman"/>
                 <w:sz w:val="18"/>
               </w:rPr>
-              <w:t>0.119</w:t>
+              <w:t>0.250</w:t>
             </w:r>
           </w:p>
         </w:tc>
@@ -2322,6 +2746,506 @@
                 <w:sz w:val="18"/>
               </w:rPr>
               <w:t>0.209</w:t>
+            </w:r>
+          </w:p>
+        </w:tc>
+        <w:tc>
+          <w:tcPr>
+            <w:tcW w:type="dxa" w:w="3120"/>
+          </w:tcPr>
+          <w:p>
+            <w:pPr>
+              <w:jc w:val="center"/>
+            </w:pPr>
+            <w:r>
+              <w:rPr>
+                <w:rFonts w:ascii="Times New Roman" w:hAnsi="Times New Roman"/>
+                <w:sz w:val="18"/>
+              </w:rPr>
+              <w:t>1.000</w:t>
+            </w:r>
+          </w:p>
+        </w:tc>
+      </w:tr>
+      <w:tr>
+        <w:tc>
+          <w:tcPr>
+            <w:tcW w:type="dxa" w:w="3120"/>
+          </w:tcPr>
+          <w:p>
+            <w:r>
+              <w:rPr>
+                <w:rFonts w:ascii="Times New Roman" w:hAnsi="Times New Roman"/>
+                <w:sz w:val="18"/>
+              </w:rPr>
+              <w:t>Heterogeneity (high-litigation) physician growth ~ lagged litigation rate (main effect)</w:t>
+            </w:r>
+          </w:p>
+        </w:tc>
+        <w:tc>
+          <w:tcPr>
+            <w:tcW w:type="dxa" w:w="3120"/>
+          </w:tcPr>
+          <w:p>
+            <w:pPr>
+              <w:jc w:val="center"/>
+            </w:pPr>
+            <w:r>
+              <w:rPr>
+                <w:rFonts w:ascii="Times New Roman" w:hAnsi="Times New Roman"/>
+                <w:sz w:val="18"/>
+              </w:rPr>
+              <w:t>0.269</w:t>
+            </w:r>
+          </w:p>
+        </w:tc>
+        <w:tc>
+          <w:tcPr>
+            <w:tcW w:type="dxa" w:w="3120"/>
+          </w:tcPr>
+          <w:p>
+            <w:pPr>
+              <w:jc w:val="center"/>
+            </w:pPr>
+            <w:r>
+              <w:rPr>
+                <w:rFonts w:ascii="Times New Roman" w:hAnsi="Times New Roman"/>
+                <w:sz w:val="18"/>
+              </w:rPr>
+              <w:t>1.000</w:t>
+            </w:r>
+          </w:p>
+        </w:tc>
+      </w:tr>
+      <w:tr>
+        <w:tc>
+          <w:tcPr>
+            <w:tcW w:type="dxa" w:w="3120"/>
+          </w:tcPr>
+          <w:p>
+            <w:r>
+              <w:rPr>
+                <w:rFonts w:ascii="Times New Roman" w:hAnsi="Times New Roman"/>
+                <w:sz w:val="18"/>
+              </w:rPr>
+              <w:t>Heterogeneity (high-litigation) physician growth ~ lagged litigation rate (interaction)</w:t>
+            </w:r>
+          </w:p>
+        </w:tc>
+        <w:tc>
+          <w:tcPr>
+            <w:tcW w:type="dxa" w:w="3120"/>
+          </w:tcPr>
+          <w:p>
+            <w:pPr>
+              <w:jc w:val="center"/>
+            </w:pPr>
+            <w:r>
+              <w:rPr>
+                <w:rFonts w:ascii="Times New Roman" w:hAnsi="Times New Roman"/>
+                <w:sz w:val="18"/>
+              </w:rPr>
+              <w:t>0.240</w:t>
+            </w:r>
+          </w:p>
+        </w:tc>
+        <w:tc>
+          <w:tcPr>
+            <w:tcW w:type="dxa" w:w="3120"/>
+          </w:tcPr>
+          <w:p>
+            <w:pPr>
+              <w:jc w:val="center"/>
+            </w:pPr>
+            <w:r>
+              <w:rPr>
+                <w:rFonts w:ascii="Times New Roman" w:hAnsi="Times New Roman"/>
+                <w:sz w:val="18"/>
+              </w:rPr>
+              <w:t>1.000</w:t>
+            </w:r>
+          </w:p>
+        </w:tc>
+      </w:tr>
+      <w:tr>
+        <w:tc>
+          <w:tcPr>
+            <w:tcW w:type="dxa" w:w="3120"/>
+          </w:tcPr>
+          <w:p>
+            <w:r>
+              <w:rPr>
+                <w:rFonts w:ascii="Times New Roman" w:hAnsi="Times New Roman"/>
+                <w:sz w:val="18"/>
+              </w:rPr>
+              <w:t>Heterogeneity (surgical) physician growth ~ lagged litigation rate (main effect)</w:t>
+            </w:r>
+          </w:p>
+        </w:tc>
+        <w:tc>
+          <w:tcPr>
+            <w:tcW w:type="dxa" w:w="3120"/>
+          </w:tcPr>
+          <w:p>
+            <w:pPr>
+              <w:jc w:val="center"/>
+            </w:pPr>
+            <w:r>
+              <w:rPr>
+                <w:rFonts w:ascii="Times New Roman" w:hAnsi="Times New Roman"/>
+                <w:sz w:val="18"/>
+              </w:rPr>
+              <w:t>0.239</w:t>
+            </w:r>
+          </w:p>
+        </w:tc>
+        <w:tc>
+          <w:tcPr>
+            <w:tcW w:type="dxa" w:w="3120"/>
+          </w:tcPr>
+          <w:p>
+            <w:pPr>
+              <w:jc w:val="center"/>
+            </w:pPr>
+            <w:r>
+              <w:rPr>
+                <w:rFonts w:ascii="Times New Roman" w:hAnsi="Times New Roman"/>
+                <w:sz w:val="18"/>
+              </w:rPr>
+              <w:t>1.000</w:t>
+            </w:r>
+          </w:p>
+        </w:tc>
+      </w:tr>
+      <w:tr>
+        <w:tc>
+          <w:tcPr>
+            <w:tcW w:type="dxa" w:w="3120"/>
+          </w:tcPr>
+          <w:p>
+            <w:r>
+              <w:rPr>
+                <w:rFonts w:ascii="Times New Roman" w:hAnsi="Times New Roman"/>
+                <w:sz w:val="18"/>
+              </w:rPr>
+              <w:t>Heterogeneity (surgical) physician growth ~ lagged litigation rate (interaction)</w:t>
+            </w:r>
+          </w:p>
+        </w:tc>
+        <w:tc>
+          <w:tcPr>
+            <w:tcW w:type="dxa" w:w="3120"/>
+          </w:tcPr>
+          <w:p>
+            <w:pPr>
+              <w:jc w:val="center"/>
+            </w:pPr>
+            <w:r>
+              <w:rPr>
+                <w:rFonts w:ascii="Times New Roman" w:hAnsi="Times New Roman"/>
+                <w:sz w:val="18"/>
+              </w:rPr>
+              <w:t>0.391</w:t>
+            </w:r>
+          </w:p>
+        </w:tc>
+        <w:tc>
+          <w:tcPr>
+            <w:tcW w:type="dxa" w:w="3120"/>
+          </w:tcPr>
+          <w:p>
+            <w:pPr>
+              <w:jc w:val="center"/>
+            </w:pPr>
+            <w:r>
+              <w:rPr>
+                <w:rFonts w:ascii="Times New Roman" w:hAnsi="Times New Roman"/>
+                <w:sz w:val="18"/>
+              </w:rPr>
+              <w:t>1.000</w:t>
+            </w:r>
+          </w:p>
+        </w:tc>
+      </w:tr>
+      <w:tr>
+        <w:tc>
+          <w:tcPr>
+            <w:tcW w:type="dxa" w:w="3120"/>
+          </w:tcPr>
+          <w:p>
+            <w:r>
+              <w:rPr>
+                <w:rFonts w:ascii="Times New Roman" w:hAnsi="Times New Roman"/>
+                <w:sz w:val="18"/>
+              </w:rPr>
+              <w:t>Heterogeneity (high-litigation) hospital growth ~ lagged litigation rate (main effect)</w:t>
+            </w:r>
+          </w:p>
+        </w:tc>
+        <w:tc>
+          <w:tcPr>
+            <w:tcW w:type="dxa" w:w="3120"/>
+          </w:tcPr>
+          <w:p>
+            <w:pPr>
+              <w:jc w:val="center"/>
+            </w:pPr>
+            <w:r>
+              <w:rPr>
+                <w:rFonts w:ascii="Times New Roman" w:hAnsi="Times New Roman"/>
+                <w:sz w:val="18"/>
+              </w:rPr>
+              <w:t>0.988</w:t>
+            </w:r>
+          </w:p>
+        </w:tc>
+        <w:tc>
+          <w:tcPr>
+            <w:tcW w:type="dxa" w:w="3120"/>
+          </w:tcPr>
+          <w:p>
+            <w:pPr>
+              <w:jc w:val="center"/>
+            </w:pPr>
+            <w:r>
+              <w:rPr>
+                <w:rFonts w:ascii="Times New Roman" w:hAnsi="Times New Roman"/>
+                <w:sz w:val="18"/>
+              </w:rPr>
+              <w:t>1.000</w:t>
+            </w:r>
+          </w:p>
+        </w:tc>
+      </w:tr>
+      <w:tr>
+        <w:tc>
+          <w:tcPr>
+            <w:tcW w:type="dxa" w:w="3120"/>
+          </w:tcPr>
+          <w:p>
+            <w:r>
+              <w:rPr>
+                <w:rFonts w:ascii="Times New Roman" w:hAnsi="Times New Roman"/>
+                <w:sz w:val="18"/>
+              </w:rPr>
+              <w:t>Heterogeneity (high-litigation) hospital growth ~ lagged litigation rate (interaction)</w:t>
+            </w:r>
+          </w:p>
+        </w:tc>
+        <w:tc>
+          <w:tcPr>
+            <w:tcW w:type="dxa" w:w="3120"/>
+          </w:tcPr>
+          <w:p>
+            <w:pPr>
+              <w:jc w:val="center"/>
+            </w:pPr>
+            <w:r>
+              <w:rPr>
+                <w:rFonts w:ascii="Times New Roman" w:hAnsi="Times New Roman"/>
+                <w:sz w:val="18"/>
+              </w:rPr>
+              <w:t>0.928</w:t>
+            </w:r>
+          </w:p>
+        </w:tc>
+        <w:tc>
+          <w:tcPr>
+            <w:tcW w:type="dxa" w:w="3120"/>
+          </w:tcPr>
+          <w:p>
+            <w:pPr>
+              <w:jc w:val="center"/>
+            </w:pPr>
+            <w:r>
+              <w:rPr>
+                <w:rFonts w:ascii="Times New Roman" w:hAnsi="Times New Roman"/>
+                <w:sz w:val="18"/>
+              </w:rPr>
+              <w:t>1.000</w:t>
+            </w:r>
+          </w:p>
+        </w:tc>
+      </w:tr>
+      <w:tr>
+        <w:tc>
+          <w:tcPr>
+            <w:tcW w:type="dxa" w:w="3120"/>
+          </w:tcPr>
+          <w:p>
+            <w:r>
+              <w:rPr>
+                <w:rFonts w:ascii="Times New Roman" w:hAnsi="Times New Roman"/>
+                <w:sz w:val="18"/>
+              </w:rPr>
+              <w:t>Heterogeneity (surgical) hospital growth ~ lagged litigation rate (main effect)</w:t>
+            </w:r>
+          </w:p>
+        </w:tc>
+        <w:tc>
+          <w:tcPr>
+            <w:tcW w:type="dxa" w:w="3120"/>
+          </w:tcPr>
+          <w:p>
+            <w:pPr>
+              <w:jc w:val="center"/>
+            </w:pPr>
+            <w:r>
+              <w:rPr>
+                <w:rFonts w:ascii="Times New Roman" w:hAnsi="Times New Roman"/>
+                <w:sz w:val="18"/>
+              </w:rPr>
+              <w:t>0.124</w:t>
+            </w:r>
+          </w:p>
+        </w:tc>
+        <w:tc>
+          <w:tcPr>
+            <w:tcW w:type="dxa" w:w="3120"/>
+          </w:tcPr>
+          <w:p>
+            <w:pPr>
+              <w:jc w:val="center"/>
+            </w:pPr>
+            <w:r>
+              <w:rPr>
+                <w:rFonts w:ascii="Times New Roman" w:hAnsi="Times New Roman"/>
+                <w:sz w:val="18"/>
+              </w:rPr>
+              <w:t>1.000</w:t>
+            </w:r>
+          </w:p>
+        </w:tc>
+      </w:tr>
+      <w:tr>
+        <w:tc>
+          <w:tcPr>
+            <w:tcW w:type="dxa" w:w="3120"/>
+          </w:tcPr>
+          <w:p>
+            <w:r>
+              <w:rPr>
+                <w:rFonts w:ascii="Times New Roman" w:hAnsi="Times New Roman"/>
+                <w:sz w:val="18"/>
+              </w:rPr>
+              <w:t>Heterogeneity (surgical) hospital growth ~ lagged litigation rate (interaction)</w:t>
+            </w:r>
+          </w:p>
+        </w:tc>
+        <w:tc>
+          <w:tcPr>
+            <w:tcW w:type="dxa" w:w="3120"/>
+          </w:tcPr>
+          <w:p>
+            <w:pPr>
+              <w:jc w:val="center"/>
+            </w:pPr>
+            <w:r>
+              <w:rPr>
+                <w:rFonts w:ascii="Times New Roman" w:hAnsi="Times New Roman"/>
+                <w:sz w:val="18"/>
+              </w:rPr>
+              <w:t>0.064</w:t>
+            </w:r>
+          </w:p>
+        </w:tc>
+        <w:tc>
+          <w:tcPr>
+            <w:tcW w:type="dxa" w:w="3120"/>
+          </w:tcPr>
+          <w:p>
+            <w:pPr>
+              <w:jc w:val="center"/>
+            </w:pPr>
+            <w:r>
+              <w:rPr>
+                <w:rFonts w:ascii="Times New Roman" w:hAnsi="Times New Roman"/>
+                <w:sz w:val="18"/>
+              </w:rPr>
+              <w:t>1.000</w:t>
+            </w:r>
+          </w:p>
+        </w:tc>
+      </w:tr>
+      <w:tr>
+        <w:tc>
+          <w:tcPr>
+            <w:tcW w:type="dxa" w:w="3120"/>
+          </w:tcPr>
+          <w:p>
+            <w:r>
+              <w:rPr>
+                <w:rFonts w:ascii="Times New Roman" w:hAnsi="Times New Roman"/>
+                <w:sz w:val="18"/>
+              </w:rPr>
+              <w:t>Trend robustness: physician growth ~ lagged litigation rate + specialty trends</w:t>
+            </w:r>
+          </w:p>
+        </w:tc>
+        <w:tc>
+          <w:tcPr>
+            <w:tcW w:type="dxa" w:w="3120"/>
+          </w:tcPr>
+          <w:p>
+            <w:pPr>
+              <w:jc w:val="center"/>
+            </w:pPr>
+            <w:r>
+              <w:rPr>
+                <w:rFonts w:ascii="Times New Roman" w:hAnsi="Times New Roman"/>
+                <w:sz w:val="18"/>
+              </w:rPr>
+              <w:t>0.728</w:t>
+            </w:r>
+          </w:p>
+        </w:tc>
+        <w:tc>
+          <w:tcPr>
+            <w:tcW w:type="dxa" w:w="3120"/>
+          </w:tcPr>
+          <w:p>
+            <w:pPr>
+              <w:jc w:val="center"/>
+            </w:pPr>
+            <w:r>
+              <w:rPr>
+                <w:rFonts w:ascii="Times New Roman" w:hAnsi="Times New Roman"/>
+                <w:sz w:val="18"/>
+              </w:rPr>
+              <w:t>1.000</w:t>
+            </w:r>
+          </w:p>
+        </w:tc>
+      </w:tr>
+      <w:tr>
+        <w:tc>
+          <w:tcPr>
+            <w:tcW w:type="dxa" w:w="3120"/>
+          </w:tcPr>
+          <w:p>
+            <w:r>
+              <w:rPr>
+                <w:rFonts w:ascii="Times New Roman" w:hAnsi="Times New Roman"/>
+                <w:sz w:val="18"/>
+              </w:rPr>
+              <w:t>Trend robustness: hospital growth ~ lagged litigation rate + specialty trends</w:t>
+            </w:r>
+          </w:p>
+        </w:tc>
+        <w:tc>
+          <w:tcPr>
+            <w:tcW w:type="dxa" w:w="3120"/>
+          </w:tcPr>
+          <w:p>
+            <w:pPr>
+              <w:jc w:val="center"/>
+            </w:pPr>
+            <w:r>
+              <w:rPr>
+                <w:rFonts w:ascii="Times New Roman" w:hAnsi="Times New Roman"/>
+                <w:sz w:val="18"/>
+              </w:rPr>
+              <w:t>0.114</w:t>
             </w:r>
           </w:p>
         </w:tc>
@@ -5685,6 +6609,872 @@
                 <w:sz w:val="18"/>
               </w:rPr>
               <w:t>45.4%</w:t>
+            </w:r>
+          </w:p>
+        </w:tc>
+      </w:tr>
+    </w:tbl>
+    <w:p/>
+    <w:p>
+      <w:pPr>
+        <w:spacing w:before="280" w:after="120"/>
+      </w:pPr>
+      <w:r>
+        <w:rPr>
+          <w:rFonts w:ascii="Times New Roman" w:hAnsi="Times New Roman"/>
+          <w:b/>
+          <w:sz w:val="20"/>
+        </w:rPr>
+        <w:t>Supplementary Table 9. Heterogeneity and trend-robustness checks. High-litigation and surgical models include an interaction between the lagged litigation rate and a binary group indicator (the main effect of the group is absorbed by specialty fixed effects). The trend-robustness model adds specialty-specific linear time trends.</w:t>
+      </w:r>
+    </w:p>
+    <w:tbl>
+      <w:tblPr>
+        <w:tblStyle w:val="TableGrid"/>
+        <w:tblW w:type="auto" w:w="0"/>
+        <w:tblLook w:firstColumn="1" w:firstRow="1" w:lastColumn="0" w:lastRow="0" w:noHBand="0" w:noVBand="1" w:val="04A0"/>
+      </w:tblPr>
+      <w:tblGrid>
+        <w:gridCol w:w="1337"/>
+        <w:gridCol w:w="1337"/>
+        <w:gridCol w:w="1337"/>
+        <w:gridCol w:w="1337"/>
+        <w:gridCol w:w="1337"/>
+        <w:gridCol w:w="1337"/>
+        <w:gridCol w:w="1337"/>
+      </w:tblGrid>
+      <w:tr>
+        <w:tc>
+          <w:tcPr>
+            <w:tcW w:type="dxa" w:w="1337"/>
+          </w:tcPr>
+          <w:p>
+            <w:pPr>
+              <w:jc w:val="center"/>
+            </w:pPr>
+            <w:r>
+              <w:rPr>
+                <w:rFonts w:ascii="Times New Roman" w:hAnsi="Times New Roman"/>
+                <w:b/>
+                <w:sz w:val="18"/>
+              </w:rPr>
+              <w:t>Outcome</w:t>
+            </w:r>
+          </w:p>
+        </w:tc>
+        <w:tc>
+          <w:tcPr>
+            <w:tcW w:type="dxa" w:w="1337"/>
+          </w:tcPr>
+          <w:p>
+            <w:pPr>
+              <w:jc w:val="center"/>
+            </w:pPr>
+            <w:r>
+              <w:rPr>
+                <w:rFonts w:ascii="Times New Roman" w:hAnsi="Times New Roman"/>
+                <w:b/>
+                <w:sz w:val="18"/>
+              </w:rPr>
+              <w:t>Group / check</w:t>
+            </w:r>
+          </w:p>
+        </w:tc>
+        <w:tc>
+          <w:tcPr>
+            <w:tcW w:type="dxa" w:w="1337"/>
+          </w:tcPr>
+          <w:p>
+            <w:pPr>
+              <w:jc w:val="center"/>
+            </w:pPr>
+            <w:r>
+              <w:rPr>
+                <w:rFonts w:ascii="Times New Roman" w:hAnsi="Times New Roman"/>
+                <w:b/>
+                <w:sz w:val="18"/>
+              </w:rPr>
+              <w:t>Main coefficient (SE)</w:t>
+            </w:r>
+          </w:p>
+        </w:tc>
+        <w:tc>
+          <w:tcPr>
+            <w:tcW w:type="dxa" w:w="1337"/>
+          </w:tcPr>
+          <w:p>
+            <w:pPr>
+              <w:jc w:val="center"/>
+            </w:pPr>
+            <w:r>
+              <w:rPr>
+                <w:rFonts w:ascii="Times New Roman" w:hAnsi="Times New Roman"/>
+                <w:b/>
+                <w:sz w:val="18"/>
+              </w:rPr>
+              <w:t>p</w:t>
+            </w:r>
+          </w:p>
+        </w:tc>
+        <w:tc>
+          <w:tcPr>
+            <w:tcW w:type="dxa" w:w="1337"/>
+          </w:tcPr>
+          <w:p>
+            <w:pPr>
+              <w:jc w:val="center"/>
+            </w:pPr>
+            <w:r>
+              <w:rPr>
+                <w:rFonts w:ascii="Times New Roman" w:hAnsi="Times New Roman"/>
+                <w:b/>
+                <w:sz w:val="18"/>
+              </w:rPr>
+              <w:t>Interaction coefficient (SE)</w:t>
+            </w:r>
+          </w:p>
+        </w:tc>
+        <w:tc>
+          <w:tcPr>
+            <w:tcW w:type="dxa" w:w="1337"/>
+          </w:tcPr>
+          <w:p>
+            <w:pPr>
+              <w:jc w:val="center"/>
+            </w:pPr>
+            <w:r>
+              <w:rPr>
+                <w:rFonts w:ascii="Times New Roman" w:hAnsi="Times New Roman"/>
+                <w:b/>
+                <w:sz w:val="18"/>
+              </w:rPr>
+              <w:t>p</w:t>
+            </w:r>
+          </w:p>
+        </w:tc>
+        <w:tc>
+          <w:tcPr>
+            <w:tcW w:type="dxa" w:w="1337"/>
+          </w:tcPr>
+          <w:p>
+            <w:pPr>
+              <w:jc w:val="center"/>
+            </w:pPr>
+            <w:r>
+              <w:rPr>
+                <w:rFonts w:ascii="Times New Roman" w:hAnsi="Times New Roman"/>
+                <w:b/>
+                <w:sz w:val="18"/>
+              </w:rPr>
+              <w:t>n</w:t>
+            </w:r>
+          </w:p>
+        </w:tc>
+      </w:tr>
+      <w:tr>
+        <w:tc>
+          <w:tcPr>
+            <w:tcW w:type="dxa" w:w="1337"/>
+          </w:tcPr>
+          <w:p>
+            <w:r>
+              <w:rPr>
+                <w:rFonts w:ascii="Times New Roman" w:hAnsi="Times New Roman"/>
+                <w:sz w:val="18"/>
+              </w:rPr>
+              <w:t>Physician growth</w:t>
+            </w:r>
+          </w:p>
+        </w:tc>
+        <w:tc>
+          <w:tcPr>
+            <w:tcW w:type="dxa" w:w="1337"/>
+          </w:tcPr>
+          <w:p>
+            <w:pPr>
+              <w:jc w:val="center"/>
+            </w:pPr>
+            <w:r>
+              <w:rPr>
+                <w:rFonts w:ascii="Times New Roman" w:hAnsi="Times New Roman"/>
+                <w:sz w:val="18"/>
+              </w:rPr>
+              <w:t>High litigation</w:t>
+            </w:r>
+          </w:p>
+        </w:tc>
+        <w:tc>
+          <w:tcPr>
+            <w:tcW w:type="dxa" w:w="1337"/>
+          </w:tcPr>
+          <w:p>
+            <w:pPr>
+              <w:jc w:val="center"/>
+            </w:pPr>
+            <w:r>
+              <w:rPr>
+                <w:rFonts w:ascii="Times New Roman" w:hAnsi="Times New Roman"/>
+                <w:sz w:val="18"/>
+              </w:rPr>
+              <w:t>+0.0098 (+0.0084)</w:t>
+            </w:r>
+          </w:p>
+        </w:tc>
+        <w:tc>
+          <w:tcPr>
+            <w:tcW w:type="dxa" w:w="1337"/>
+          </w:tcPr>
+          <w:p>
+            <w:pPr>
+              <w:jc w:val="center"/>
+            </w:pPr>
+            <w:r>
+              <w:rPr>
+                <w:rFonts w:ascii="Times New Roman" w:hAnsi="Times New Roman"/>
+                <w:sz w:val="18"/>
+              </w:rPr>
+              <w:t>0.27</w:t>
+            </w:r>
+          </w:p>
+        </w:tc>
+        <w:tc>
+          <w:tcPr>
+            <w:tcW w:type="dxa" w:w="1337"/>
+          </w:tcPr>
+          <w:p>
+            <w:pPr>
+              <w:jc w:val="center"/>
+            </w:pPr>
+            <w:r>
+              <w:rPr>
+                <w:rFonts w:ascii="Times New Roman" w:hAnsi="Times New Roman"/>
+                <w:sz w:val="18"/>
+              </w:rPr>
+              <w:t>-0.0119 (+0.0096)</w:t>
+            </w:r>
+          </w:p>
+        </w:tc>
+        <w:tc>
+          <w:tcPr>
+            <w:tcW w:type="dxa" w:w="1337"/>
+          </w:tcPr>
+          <w:p>
+            <w:pPr>
+              <w:jc w:val="center"/>
+            </w:pPr>
+            <w:r>
+              <w:rPr>
+                <w:rFonts w:ascii="Times New Roman" w:hAnsi="Times New Roman"/>
+                <w:sz w:val="18"/>
+              </w:rPr>
+              <w:t>0.24</w:t>
+            </w:r>
+          </w:p>
+        </w:tc>
+        <w:tc>
+          <w:tcPr>
+            <w:tcW w:type="dxa" w:w="1337"/>
+          </w:tcPr>
+          <w:p>
+            <w:pPr>
+              <w:jc w:val="center"/>
+            </w:pPr>
+            <w:r>
+              <w:rPr>
+                <w:rFonts w:ascii="Times New Roman" w:hAnsi="Times New Roman"/>
+                <w:sz w:val="18"/>
+              </w:rPr>
+              <w:t>96</w:t>
+            </w:r>
+          </w:p>
+        </w:tc>
+      </w:tr>
+      <w:tr>
+        <w:tc>
+          <w:tcPr>
+            <w:tcW w:type="dxa" w:w="1337"/>
+          </w:tcPr>
+          <w:p>
+            <w:r>
+              <w:rPr>
+                <w:rFonts w:ascii="Times New Roman" w:hAnsi="Times New Roman"/>
+                <w:sz w:val="18"/>
+              </w:rPr>
+              <w:t>Physician growth</w:t>
+            </w:r>
+          </w:p>
+        </w:tc>
+        <w:tc>
+          <w:tcPr>
+            <w:tcW w:type="dxa" w:w="1337"/>
+          </w:tcPr>
+          <w:p>
+            <w:pPr>
+              <w:jc w:val="center"/>
+            </w:pPr>
+            <w:r>
+              <w:rPr>
+                <w:rFonts w:ascii="Times New Roman" w:hAnsi="Times New Roman"/>
+                <w:sz w:val="18"/>
+              </w:rPr>
+              <w:t>Surgical</w:t>
+            </w:r>
+          </w:p>
+        </w:tc>
+        <w:tc>
+          <w:tcPr>
+            <w:tcW w:type="dxa" w:w="1337"/>
+          </w:tcPr>
+          <w:p>
+            <w:pPr>
+              <w:jc w:val="center"/>
+            </w:pPr>
+            <w:r>
+              <w:rPr>
+                <w:rFonts w:ascii="Times New Roman" w:hAnsi="Times New Roman"/>
+                <w:sz w:val="18"/>
+              </w:rPr>
+              <w:t>-0.0045 (+0.0037)</w:t>
+            </w:r>
+          </w:p>
+        </w:tc>
+        <w:tc>
+          <w:tcPr>
+            <w:tcW w:type="dxa" w:w="1337"/>
+          </w:tcPr>
+          <w:p>
+            <w:pPr>
+              <w:jc w:val="center"/>
+            </w:pPr>
+            <w:r>
+              <w:rPr>
+                <w:rFonts w:ascii="Times New Roman" w:hAnsi="Times New Roman"/>
+                <w:sz w:val="18"/>
+              </w:rPr>
+              <w:t>0.24</w:t>
+            </w:r>
+          </w:p>
+        </w:tc>
+        <w:tc>
+          <w:tcPr>
+            <w:tcW w:type="dxa" w:w="1337"/>
+          </w:tcPr>
+          <w:p>
+            <w:pPr>
+              <w:jc w:val="center"/>
+            </w:pPr>
+            <w:r>
+              <w:rPr>
+                <w:rFonts w:ascii="Times New Roman" w:hAnsi="Times New Roman"/>
+                <w:sz w:val="18"/>
+              </w:rPr>
+              <w:t>+0.0057 (+0.0064)</w:t>
+            </w:r>
+          </w:p>
+        </w:tc>
+        <w:tc>
+          <w:tcPr>
+            <w:tcW w:type="dxa" w:w="1337"/>
+          </w:tcPr>
+          <w:p>
+            <w:pPr>
+              <w:jc w:val="center"/>
+            </w:pPr>
+            <w:r>
+              <w:rPr>
+                <w:rFonts w:ascii="Times New Roman" w:hAnsi="Times New Roman"/>
+                <w:sz w:val="18"/>
+              </w:rPr>
+              <w:t>0.39</w:t>
+            </w:r>
+          </w:p>
+        </w:tc>
+        <w:tc>
+          <w:tcPr>
+            <w:tcW w:type="dxa" w:w="1337"/>
+          </w:tcPr>
+          <w:p>
+            <w:pPr>
+              <w:jc w:val="center"/>
+            </w:pPr>
+            <w:r>
+              <w:rPr>
+                <w:rFonts w:ascii="Times New Roman" w:hAnsi="Times New Roman"/>
+                <w:sz w:val="18"/>
+              </w:rPr>
+              <w:t>96</w:t>
+            </w:r>
+          </w:p>
+        </w:tc>
+      </w:tr>
+      <w:tr>
+        <w:tc>
+          <w:tcPr>
+            <w:tcW w:type="dxa" w:w="1337"/>
+          </w:tcPr>
+          <w:p>
+            <w:r>
+              <w:rPr>
+                <w:rFonts w:ascii="Times New Roman" w:hAnsi="Times New Roman"/>
+                <w:sz w:val="18"/>
+              </w:rPr>
+              <w:t>Hospital growth</w:t>
+            </w:r>
+          </w:p>
+        </w:tc>
+        <w:tc>
+          <w:tcPr>
+            <w:tcW w:type="dxa" w:w="1337"/>
+          </w:tcPr>
+          <w:p>
+            <w:pPr>
+              <w:jc w:val="center"/>
+            </w:pPr>
+            <w:r>
+              <w:rPr>
+                <w:rFonts w:ascii="Times New Roman" w:hAnsi="Times New Roman"/>
+                <w:sz w:val="18"/>
+              </w:rPr>
+              <w:t>High litigation</w:t>
+            </w:r>
+          </w:p>
+        </w:tc>
+        <w:tc>
+          <w:tcPr>
+            <w:tcW w:type="dxa" w:w="1337"/>
+          </w:tcPr>
+          <w:p>
+            <w:pPr>
+              <w:jc w:val="center"/>
+            </w:pPr>
+            <w:r>
+              <w:rPr>
+                <w:rFonts w:ascii="Times New Roman" w:hAnsi="Times New Roman"/>
+                <w:sz w:val="18"/>
+              </w:rPr>
+              <w:t>-0.0001 (+0.0034)</w:t>
+            </w:r>
+          </w:p>
+        </w:tc>
+        <w:tc>
+          <w:tcPr>
+            <w:tcW w:type="dxa" w:w="1337"/>
+          </w:tcPr>
+          <w:p>
+            <w:pPr>
+              <w:jc w:val="center"/>
+            </w:pPr>
+            <w:r>
+              <w:rPr>
+                <w:rFonts w:ascii="Times New Roman" w:hAnsi="Times New Roman"/>
+                <w:sz w:val="18"/>
+              </w:rPr>
+              <w:t>0.99</w:t>
+            </w:r>
+          </w:p>
+        </w:tc>
+        <w:tc>
+          <w:tcPr>
+            <w:tcW w:type="dxa" w:w="1337"/>
+          </w:tcPr>
+          <w:p>
+            <w:pPr>
+              <w:jc w:val="center"/>
+            </w:pPr>
+            <w:r>
+              <w:rPr>
+                <w:rFonts w:ascii="Times New Roman" w:hAnsi="Times New Roman"/>
+                <w:sz w:val="18"/>
+              </w:rPr>
+              <w:t>+0.0004 (+0.0043)</w:t>
+            </w:r>
+          </w:p>
+        </w:tc>
+        <w:tc>
+          <w:tcPr>
+            <w:tcW w:type="dxa" w:w="1337"/>
+          </w:tcPr>
+          <w:p>
+            <w:pPr>
+              <w:jc w:val="center"/>
+            </w:pPr>
+            <w:r>
+              <w:rPr>
+                <w:rFonts w:ascii="Times New Roman" w:hAnsi="Times New Roman"/>
+                <w:sz w:val="18"/>
+              </w:rPr>
+              <w:t>0.93</w:t>
+            </w:r>
+          </w:p>
+        </w:tc>
+        <w:tc>
+          <w:tcPr>
+            <w:tcW w:type="dxa" w:w="1337"/>
+          </w:tcPr>
+          <w:p>
+            <w:pPr>
+              <w:jc w:val="center"/>
+            </w:pPr>
+            <w:r>
+              <w:rPr>
+                <w:rFonts w:ascii="Times New Roman" w:hAnsi="Times New Roman"/>
+                <w:sz w:val="18"/>
+              </w:rPr>
+              <w:t>96</w:t>
+            </w:r>
+          </w:p>
+        </w:tc>
+      </w:tr>
+      <w:tr>
+        <w:tc>
+          <w:tcPr>
+            <w:tcW w:type="dxa" w:w="1337"/>
+          </w:tcPr>
+          <w:p>
+            <w:r>
+              <w:rPr>
+                <w:rFonts w:ascii="Times New Roman" w:hAnsi="Times New Roman"/>
+                <w:sz w:val="18"/>
+              </w:rPr>
+              <w:t>Hospital growth</w:t>
+            </w:r>
+          </w:p>
+        </w:tc>
+        <w:tc>
+          <w:tcPr>
+            <w:tcW w:type="dxa" w:w="1337"/>
+          </w:tcPr>
+          <w:p>
+            <w:pPr>
+              <w:jc w:val="center"/>
+            </w:pPr>
+            <w:r>
+              <w:rPr>
+                <w:rFonts w:ascii="Times New Roman" w:hAnsi="Times New Roman"/>
+                <w:sz w:val="18"/>
+              </w:rPr>
+              <w:t>Surgical</w:t>
+            </w:r>
+          </w:p>
+        </w:tc>
+        <w:tc>
+          <w:tcPr>
+            <w:tcW w:type="dxa" w:w="1337"/>
+          </w:tcPr>
+          <w:p>
+            <w:pPr>
+              <w:jc w:val="center"/>
+            </w:pPr>
+            <w:r>
+              <w:rPr>
+                <w:rFonts w:ascii="Times New Roman" w:hAnsi="Times New Roman"/>
+                <w:sz w:val="18"/>
+              </w:rPr>
+              <w:t>+0.0044 (+0.0027)</w:t>
+            </w:r>
+          </w:p>
+        </w:tc>
+        <w:tc>
+          <w:tcPr>
+            <w:tcW w:type="dxa" w:w="1337"/>
+          </w:tcPr>
+          <w:p>
+            <w:pPr>
+              <w:jc w:val="center"/>
+            </w:pPr>
+            <w:r>
+              <w:rPr>
+                <w:rFonts w:ascii="Times New Roman" w:hAnsi="Times New Roman"/>
+                <w:sz w:val="18"/>
+              </w:rPr>
+              <w:t>0.12</w:t>
+            </w:r>
+          </w:p>
+        </w:tc>
+        <w:tc>
+          <w:tcPr>
+            <w:tcW w:type="dxa" w:w="1337"/>
+          </w:tcPr>
+          <w:p>
+            <w:pPr>
+              <w:jc w:val="center"/>
+            </w:pPr>
+            <w:r>
+              <w:rPr>
+                <w:rFonts w:ascii="Times New Roman" w:hAnsi="Times New Roman"/>
+                <w:sz w:val="18"/>
+              </w:rPr>
+              <w:t>-0.0066 (+0.0032)</w:t>
+            </w:r>
+          </w:p>
+        </w:tc>
+        <w:tc>
+          <w:tcPr>
+            <w:tcW w:type="dxa" w:w="1337"/>
+          </w:tcPr>
+          <w:p>
+            <w:pPr>
+              <w:jc w:val="center"/>
+            </w:pPr>
+            <w:r>
+              <w:rPr>
+                <w:rFonts w:ascii="Times New Roman" w:hAnsi="Times New Roman"/>
+                <w:sz w:val="18"/>
+              </w:rPr>
+              <w:t>0.06</w:t>
+            </w:r>
+          </w:p>
+        </w:tc>
+        <w:tc>
+          <w:tcPr>
+            <w:tcW w:type="dxa" w:w="1337"/>
+          </w:tcPr>
+          <w:p>
+            <w:pPr>
+              <w:jc w:val="center"/>
+            </w:pPr>
+            <w:r>
+              <w:rPr>
+                <w:rFonts w:ascii="Times New Roman" w:hAnsi="Times New Roman"/>
+                <w:sz w:val="18"/>
+              </w:rPr>
+              <w:t>96</w:t>
+            </w:r>
+          </w:p>
+        </w:tc>
+      </w:tr>
+      <w:tr>
+        <w:tc>
+          <w:tcPr>
+            <w:tcW w:type="dxa" w:w="1337"/>
+          </w:tcPr>
+          <w:p>
+            <w:r>
+              <w:rPr>
+                <w:rFonts w:ascii="Times New Roman" w:hAnsi="Times New Roman"/>
+                <w:sz w:val="18"/>
+              </w:rPr>
+              <w:t>Physician growth</w:t>
+            </w:r>
+          </w:p>
+        </w:tc>
+        <w:tc>
+          <w:tcPr>
+            <w:tcW w:type="dxa" w:w="1337"/>
+          </w:tcPr>
+          <w:p>
+            <w:pPr>
+              <w:jc w:val="center"/>
+            </w:pPr>
+            <w:r>
+              <w:rPr>
+                <w:rFonts w:ascii="Times New Roman" w:hAnsi="Times New Roman"/>
+                <w:sz w:val="18"/>
+              </w:rPr>
+              <w:t>Specialty trends</w:t>
+            </w:r>
+          </w:p>
+        </w:tc>
+        <w:tc>
+          <w:tcPr>
+            <w:tcW w:type="dxa" w:w="1337"/>
+          </w:tcPr>
+          <w:p>
+            <w:pPr>
+              <w:jc w:val="center"/>
+            </w:pPr>
+            <w:r>
+              <w:rPr>
+                <w:rFonts w:ascii="Times New Roman" w:hAnsi="Times New Roman"/>
+                <w:sz w:val="18"/>
+              </w:rPr>
+              <w:t>+0.0010 (+0.0028)</w:t>
+            </w:r>
+          </w:p>
+        </w:tc>
+        <w:tc>
+          <w:tcPr>
+            <w:tcW w:type="dxa" w:w="1337"/>
+          </w:tcPr>
+          <w:p>
+            <w:pPr>
+              <w:jc w:val="center"/>
+            </w:pPr>
+            <w:r>
+              <w:rPr>
+                <w:rFonts w:ascii="Times New Roman" w:hAnsi="Times New Roman"/>
+                <w:sz w:val="18"/>
+              </w:rPr>
+              <w:t>0.73</w:t>
+            </w:r>
+          </w:p>
+        </w:tc>
+        <w:tc>
+          <w:tcPr>
+            <w:tcW w:type="dxa" w:w="1337"/>
+          </w:tcPr>
+          <w:p>
+            <w:pPr>
+              <w:jc w:val="center"/>
+            </w:pPr>
+            <w:r>
+              <w:rPr>
+                <w:rFonts w:ascii="Times New Roman" w:hAnsi="Times New Roman"/>
+                <w:sz w:val="18"/>
+              </w:rPr>
+              <w:t>—</w:t>
+            </w:r>
+          </w:p>
+        </w:tc>
+        <w:tc>
+          <w:tcPr>
+            <w:tcW w:type="dxa" w:w="1337"/>
+          </w:tcPr>
+          <w:p>
+            <w:pPr>
+              <w:jc w:val="center"/>
+            </w:pPr>
+            <w:r>
+              <w:rPr>
+                <w:rFonts w:ascii="Times New Roman" w:hAnsi="Times New Roman"/>
+                <w:sz w:val="18"/>
+              </w:rPr>
+              <w:t>—</w:t>
+            </w:r>
+          </w:p>
+        </w:tc>
+        <w:tc>
+          <w:tcPr>
+            <w:tcW w:type="dxa" w:w="1337"/>
+          </w:tcPr>
+          <w:p>
+            <w:pPr>
+              <w:jc w:val="center"/>
+            </w:pPr>
+            <w:r>
+              <w:rPr>
+                <w:rFonts w:ascii="Times New Roman" w:hAnsi="Times New Roman"/>
+                <w:sz w:val="18"/>
+              </w:rPr>
+              <w:t>96</w:t>
+            </w:r>
+          </w:p>
+        </w:tc>
+      </w:tr>
+      <w:tr>
+        <w:tc>
+          <w:tcPr>
+            <w:tcW w:type="dxa" w:w="1337"/>
+          </w:tcPr>
+          <w:p>
+            <w:r>
+              <w:rPr>
+                <w:rFonts w:ascii="Times New Roman" w:hAnsi="Times New Roman"/>
+                <w:sz w:val="18"/>
+              </w:rPr>
+              <w:t>Hospital growth</w:t>
+            </w:r>
+          </w:p>
+        </w:tc>
+        <w:tc>
+          <w:tcPr>
+            <w:tcW w:type="dxa" w:w="1337"/>
+          </w:tcPr>
+          <w:p>
+            <w:pPr>
+              <w:jc w:val="center"/>
+            </w:pPr>
+            <w:r>
+              <w:rPr>
+                <w:rFonts w:ascii="Times New Roman" w:hAnsi="Times New Roman"/>
+                <w:sz w:val="18"/>
+              </w:rPr>
+              <w:t>Specialty trends</w:t>
+            </w:r>
+          </w:p>
+        </w:tc>
+        <w:tc>
+          <w:tcPr>
+            <w:tcW w:type="dxa" w:w="1337"/>
+          </w:tcPr>
+          <w:p>
+            <w:pPr>
+              <w:jc w:val="center"/>
+            </w:pPr>
+            <w:r>
+              <w:rPr>
+                <w:rFonts w:ascii="Times New Roman" w:hAnsi="Times New Roman"/>
+                <w:sz w:val="18"/>
+              </w:rPr>
+              <w:t>+0.0027 (+0.0016)</w:t>
+            </w:r>
+          </w:p>
+        </w:tc>
+        <w:tc>
+          <w:tcPr>
+            <w:tcW w:type="dxa" w:w="1337"/>
+          </w:tcPr>
+          <w:p>
+            <w:pPr>
+              <w:jc w:val="center"/>
+            </w:pPr>
+            <w:r>
+              <w:rPr>
+                <w:rFonts w:ascii="Times New Roman" w:hAnsi="Times New Roman"/>
+                <w:sz w:val="18"/>
+              </w:rPr>
+              <w:t>0.11</w:t>
+            </w:r>
+          </w:p>
+        </w:tc>
+        <w:tc>
+          <w:tcPr>
+            <w:tcW w:type="dxa" w:w="1337"/>
+          </w:tcPr>
+          <w:p>
+            <w:pPr>
+              <w:jc w:val="center"/>
+            </w:pPr>
+            <w:r>
+              <w:rPr>
+                <w:rFonts w:ascii="Times New Roman" w:hAnsi="Times New Roman"/>
+                <w:sz w:val="18"/>
+              </w:rPr>
+              <w:t>—</w:t>
+            </w:r>
+          </w:p>
+        </w:tc>
+        <w:tc>
+          <w:tcPr>
+            <w:tcW w:type="dxa" w:w="1337"/>
+          </w:tcPr>
+          <w:p>
+            <w:pPr>
+              <w:jc w:val="center"/>
+            </w:pPr>
+            <w:r>
+              <w:rPr>
+                <w:rFonts w:ascii="Times New Roman" w:hAnsi="Times New Roman"/>
+                <w:sz w:val="18"/>
+              </w:rPr>
+              <w:t>—</w:t>
+            </w:r>
+          </w:p>
+        </w:tc>
+        <w:tc>
+          <w:tcPr>
+            <w:tcW w:type="dxa" w:w="1337"/>
+          </w:tcPr>
+          <w:p>
+            <w:pPr>
+              <w:jc w:val="center"/>
+            </w:pPr>
+            <w:r>
+              <w:rPr>
+                <w:rFonts w:ascii="Times New Roman" w:hAnsi="Times New Roman"/>
+                <w:sz w:val="18"/>
+              </w:rPr>
+              <w:t>96</w:t>
             </w:r>
           </w:p>
         </w:tc>

--- a/manuscript/bpp_supplementary.docx
+++ b/manuscript/bpp_supplementary.docx
@@ -503,7 +503,7 @@
           <w:i w:val="0"/>
           <w:sz w:val="24"/>
         </w:rPr>
-        <w:t>Supplementary Figure 2. Closed malpractice claims per 1,000 physicians by specialty, 2008–2024 (rates, not counts).</w:t>
+        <w:t>Supplementary Figure 2. Closed malpractice claims per 1,000 physicians by specialty, 2008-2024 (rates, not counts).</w:t>
       </w:r>
     </w:p>
     <w:p>
@@ -780,7 +780,7 @@
                 <w:rFonts w:ascii="Times New Roman" w:hAnsi="Times New Roman"/>
                 <w:sz w:val="18"/>
               </w:rPr>
-              <w:t>2004–2024</w:t>
+              <w:t>2004-2024</w:t>
             </w:r>
           </w:p>
         </w:tc>
@@ -864,7 +864,7 @@
                 <w:rFonts w:ascii="Times New Roman" w:hAnsi="Times New Roman"/>
                 <w:sz w:val="18"/>
               </w:rPr>
-              <w:t>2008–2024</w:t>
+              <w:t>2008-2024</w:t>
             </w:r>
           </w:p>
         </w:tc>
@@ -948,7 +948,7 @@
                 <w:rFonts w:ascii="Times New Roman" w:hAnsi="Times New Roman"/>
                 <w:sz w:val="18"/>
               </w:rPr>
-              <w:t>2008–2024</w:t>
+              <w:t>2008-2024</w:t>
             </w:r>
           </w:p>
         </w:tc>
@@ -1032,7 +1032,7 @@
                 <w:rFonts w:ascii="Times New Roman" w:hAnsi="Times New Roman"/>
                 <w:sz w:val="18"/>
               </w:rPr>
-              <w:t>2008–2023</w:t>
+              <w:t>2008-2023</w:t>
             </w:r>
           </w:p>
         </w:tc>
@@ -1116,7 +1116,7 @@
                 <w:rFonts w:ascii="Times New Roman" w:hAnsi="Times New Roman"/>
                 <w:sz w:val="18"/>
               </w:rPr>
-              <w:t>2015–2024</w:t>
+              <w:t>2015-2024</w:t>
             </w:r>
           </w:p>
         </w:tc>
@@ -1200,7 +1200,7 @@
                 <w:rFonts w:ascii="Times New Roman" w:hAnsi="Times New Roman"/>
                 <w:sz w:val="18"/>
               </w:rPr>
-              <w:t>2008–2018</w:t>
+              <w:t>2008-2018</w:t>
             </w:r>
           </w:p>
         </w:tc>
@@ -1423,7 +1423,7 @@
                 <w:rFonts w:ascii="Times New Roman" w:hAnsi="Times New Roman"/>
                 <w:sz w:val="18"/>
               </w:rPr>
-              <w:t>±1%</w:t>
+              <w:t>+/-1%</w:t>
             </w:r>
           </w:p>
         </w:tc>
@@ -1524,7 +1524,7 @@
                 <w:rFonts w:ascii="Times New Roman" w:hAnsi="Times New Roman"/>
                 <w:sz w:val="18"/>
               </w:rPr>
-              <w:t>±2%</w:t>
+              <w:t>+/-2%</w:t>
             </w:r>
           </w:p>
         </w:tc>
@@ -1625,7 +1625,7 @@
                 <w:rFonts w:ascii="Times New Roman" w:hAnsi="Times New Roman"/>
                 <w:sz w:val="18"/>
               </w:rPr>
-              <w:t>±1%</w:t>
+              <w:t>+/-1%</w:t>
             </w:r>
           </w:p>
         </w:tc>
@@ -1726,7 +1726,7 @@
                 <w:rFonts w:ascii="Times New Roman" w:hAnsi="Times New Roman"/>
                 <w:sz w:val="18"/>
               </w:rPr>
-              <w:t>±2%</w:t>
+              <w:t>+/-2%</w:t>
             </w:r>
           </w:p>
         </w:tc>
@@ -3468,7 +3468,7 @@
                 <w:rFonts w:ascii="Times New Roman" w:hAnsi="Times New Roman"/>
                 <w:sz w:val="18"/>
               </w:rPr>
-              <w:t>±1%</w:t>
+              <w:t>+/-1%</w:t>
             </w:r>
           </w:p>
         </w:tc>
@@ -3569,7 +3569,7 @@
                 <w:rFonts w:ascii="Times New Roman" w:hAnsi="Times New Roman"/>
                 <w:sz w:val="18"/>
               </w:rPr>
-              <w:t>±2%</w:t>
+              <w:t>+/-2%</w:t>
             </w:r>
           </w:p>
         </w:tc>
@@ -3670,7 +3670,7 @@
                 <w:rFonts w:ascii="Times New Roman" w:hAnsi="Times New Roman"/>
                 <w:sz w:val="18"/>
               </w:rPr>
-              <w:t>±1%</w:t>
+              <w:t>+/-1%</w:t>
             </w:r>
           </w:p>
         </w:tc>
@@ -3771,7 +3771,7 @@
                 <w:rFonts w:ascii="Times New Roman" w:hAnsi="Times New Roman"/>
                 <w:sz w:val="18"/>
               </w:rPr>
-              <w:t>±2%</w:t>
+              <w:t>+/-2%</w:t>
             </w:r>
           </w:p>
         </w:tc>
@@ -5274,7 +5274,7 @@
           <w:b/>
           <w:sz w:val="20"/>
         </w:rPr>
-        <w:t>Supplementary Table 8. Specialist-trainee coverage by specialty. Coverage is the number of 2018 first-year specialist trainees divided by the number of physicians reported 3–5 years after medical registration in 2014, by primary specialty.</w:t>
+        <w:t>Supplementary Table 8. Specialist-trainee coverage by specialty. Coverage is the number of 2018 first-year specialist trainees divided by the number of physicians reported 3-5 years after medical registration in 2014, by primary specialty.</w:t>
       </w:r>
     </w:p>
     <w:tbl>
@@ -5342,7 +5342,7 @@
                 <w:b/>
                 <w:sz w:val="18"/>
               </w:rPr>
-              <w:t>Physicians 3–5 yr after registration (2014)</w:t>
+              <w:t>Physicians 3-5 yr after registration (2014)</w:t>
             </w:r>
           </w:p>
         </w:tc>
@@ -7322,7 +7322,7 @@
                 <w:rFonts w:ascii="Times New Roman" w:hAnsi="Times New Roman"/>
                 <w:sz w:val="18"/>
               </w:rPr>
-              <w:t>—</w:t>
+              <w:t>--</w:t>
             </w:r>
           </w:p>
         </w:tc>
@@ -7339,7 +7339,7 @@
                 <w:rFonts w:ascii="Times New Roman" w:hAnsi="Times New Roman"/>
                 <w:sz w:val="18"/>
               </w:rPr>
-              <w:t>—</w:t>
+              <w:t>--</w:t>
             </w:r>
           </w:p>
         </w:tc>
@@ -7440,7 +7440,7 @@
                 <w:rFonts w:ascii="Times New Roman" w:hAnsi="Times New Roman"/>
                 <w:sz w:val="18"/>
               </w:rPr>
-              <w:t>—</w:t>
+              <w:t>--</w:t>
             </w:r>
           </w:p>
         </w:tc>
@@ -7457,7 +7457,7 @@
                 <w:rFonts w:ascii="Times New Roman" w:hAnsi="Times New Roman"/>
                 <w:sz w:val="18"/>
               </w:rPr>
-              <w:t>—</w:t>
+              <w:t>--</w:t>
             </w:r>
           </w:p>
         </w:tc>

--- a/manuscript/bpp_supplementary.docx
+++ b/manuscript/bpp_supplementary.docx
@@ -60,7 +60,7 @@
       </w:pPr>
       <m:oMath xmlns:mml="http://www.w3.org/1998/Math/MathML">
         <m:r>
-          <m:t>Δ</m:t>
+          <m:t>Delta</m:t>
         </m:r>
         <m:r>
           <m:rPr>
@@ -89,7 +89,7 @@
         <m:sSub>
           <m:e>
             <m:r>
-              <m:t>α</m:t>
+              <m:t>alpha</m:t>
             </m:r>
           </m:e>
           <m:sub>
@@ -104,7 +104,7 @@
         <m:sSub>
           <m:e>
             <m:r>
-              <m:t>δ</m:t>
+              <m:t>delta</m:t>
             </m:r>
           </m:e>
           <m:sub>
@@ -114,7 +114,7 @@
           </m:sub>
         </m:sSub>
         <m:r>
-          <m:t>+β·</m:t>
+          <m:t>+beta*</m:t>
         </m:r>
         <m:sSub>
           <m:e>
@@ -127,12 +127,12 @@
           </m:e>
           <m:sub>
             <m:r>
-              <m:t>s,t−1</m:t>
+              <m:t>s,t-1</m:t>
             </m:r>
           </m:sub>
         </m:sSub>
         <m:r>
-          <m:t>+γ·</m:t>
+          <m:t>+gamma*</m:t>
         </m:r>
         <m:sSub>
           <m:e>
@@ -145,7 +145,7 @@
           </m:e>
           <m:sub>
             <m:r>
-              <m:t>s,t−1</m:t>
+              <m:t>s,t-1</m:t>
             </m:r>
           </m:sub>
         </m:sSub>
@@ -155,7 +155,7 @@
         <m:sSub>
           <m:e>
             <m:r>
-              <m:t>ϵ</m:t>
+              <m:t>epsilon</m:t>
             </m:r>
           </m:e>
           <m:sub>
@@ -212,7 +212,7 @@
           </m:sub>
         </m:sSub>
         <m:r>
-          <m:t>:β≤−m</m:t>
+          <m:t>:beta&lt;=-m</m:t>
         </m:r>
         <m:r>
           <m:rPr>
@@ -233,7 +233,7 @@
           </m:sub>
         </m:sSub>
         <m:r>
-          <m:t>:β≥+m</m:t>
+          <m:t>:beta&gt;=+m</m:t>
         </m:r>
       </m:oMath>
     </w:p>
@@ -285,7 +285,7 @@
       </w:pPr>
       <m:oMath xmlns:mml="http://www.w3.org/1998/Math/MathML">
         <m:r>
-          <m:t>Δ</m:t>
+          <m:t>Delta</m:t>
         </m:r>
         <m:r>
           <m:rPr>
@@ -314,7 +314,7 @@
         <m:sSub>
           <m:e>
             <m:r>
-              <m:t>α</m:t>
+              <m:t>alpha</m:t>
             </m:r>
           </m:e>
           <m:sub>
@@ -329,7 +329,7 @@
         <m:sSub>
           <m:e>
             <m:r>
-              <m:t>δ</m:t>
+              <m:t>delta</m:t>
             </m:r>
           </m:e>
           <m:sub>
@@ -339,7 +339,7 @@
           </m:sub>
         </m:sSub>
         <m:r>
-          <m:t>+β·</m:t>
+          <m:t>+beta*</m:t>
         </m:r>
         <m:sSub>
           <m:e>
@@ -352,7 +352,7 @@
           </m:e>
           <m:sub>
             <m:r>
-              <m:t>s,t−1</m:t>
+              <m:t>s,t-1</m:t>
             </m:r>
           </m:sub>
         </m:sSub>
@@ -362,7 +362,7 @@
         <m:sSub>
           <m:e>
             <m:r>
-              <m:t>δ</m:t>
+              <m:t>delta</m:t>
             </m:r>
           </m:e>
           <m:sub>
@@ -372,7 +372,7 @@
           </m:sub>
         </m:sSub>
         <m:r>
-          <m:t>·(</m:t>
+          <m:t>*(</m:t>
         </m:r>
         <m:sSub>
           <m:e>
@@ -385,12 +385,12 @@
           </m:e>
           <m:sub>
             <m:r>
-              <m:t>s,t−1</m:t>
+              <m:t>s,t-1</m:t>
             </m:r>
           </m:sub>
         </m:sSub>
         <m:r>
-          <m:t>×</m:t>
+          <m:t>*</m:t>
         </m:r>
         <m:sSub>
           <m:e>
@@ -413,7 +413,7 @@
         <m:sSub>
           <m:e>
             <m:r>
-              <m:t>ϵ</m:t>
+              <m:t>epsilon</m:t>
             </m:r>
           </m:e>
           <m:sub>
@@ -8764,7 +8764,7 @@
     <w:lvl w:ilvl="0">
       <w:start w:val="1"/>
       <w:numFmt w:val="bullet"/>
-      <w:lvlText w:val=""/>
+      <w:lvlText w:val="*"/>
       <w:lvlJc w:val="left"/>
       <w:pPr>
         <w:tabs>
@@ -8785,7 +8785,7 @@
       <w:start w:val="1"/>
       <w:numFmt w:val="bullet"/>
       <w:pStyle w:val="ListBullet3"/>
-      <w:lvlText w:val=""/>
+      <w:lvlText w:val="*"/>
       <w:lvlJc w:val="left"/>
       <w:pPr>
         <w:tabs>
@@ -8806,7 +8806,7 @@
       <w:start w:val="1"/>
       <w:numFmt w:val="bullet"/>
       <w:pStyle w:val="ListBullet2"/>
-      <w:lvlText w:val=""/>
+      <w:lvlText w:val="*"/>
       <w:lvlJc w:val="left"/>
       <w:pPr>
         <w:tabs>
@@ -8845,7 +8845,7 @@
       <w:start w:val="1"/>
       <w:numFmt w:val="bullet"/>
       <w:pStyle w:val="ListBullet"/>
-      <w:lvlText w:val=""/>
+      <w:lvlText w:val="*"/>
       <w:lvlJc w:val="left"/>
       <w:pPr>
         <w:tabs>
@@ -32589,10 +32589,10 @@
         <a:latin typeface="Calibri"/>
         <a:ea typeface=""/>
         <a:cs typeface=""/>
-        <a:font script="Jpan" typeface="ＭＳ ゴシック"/>
-        <a:font script="Hang" typeface="맑은 고딕"/>
-        <a:font script="Hans" typeface="宋体"/>
-        <a:font script="Hant" typeface="新細明體"/>
+        <a:font script="Jpan" typeface="MS Gothic"/>
+        <a:font script="Hang" typeface="Malgun Gothic"/>
+        <a:font script="Hans" typeface="SimSun"/>
+        <a:font script="Hant" typeface="PMingLiU"/>
         <a:font script="Arab" typeface="Times New Roman"/>
         <a:font script="Hebr" typeface="Times New Roman"/>
         <a:font script="Thai" typeface="Angsana New"/>
@@ -32624,10 +32624,10 @@
         <a:latin typeface="Cambria"/>
         <a:ea typeface=""/>
         <a:cs typeface=""/>
-        <a:font script="Jpan" typeface="ＭＳ 明朝"/>
-        <a:font script="Hang" typeface="맑은 고딕"/>
-        <a:font script="Hans" typeface="宋体"/>
-        <a:font script="Hant" typeface="新細明體"/>
+        <a:font script="Jpan" typeface="MS Mincho"/>
+        <a:font script="Hang" typeface="Malgun Gothic"/>
+        <a:font script="Hans" typeface="SimSun"/>
+        <a:font script="Hant" typeface="PMingLiU"/>
         <a:font script="Arab" typeface="Arial"/>
         <a:font script="Hebr" typeface="Arial"/>
         <a:font script="Thai" typeface="Cordia New"/>

--- a/manuscript/bpp_supplementary.docx
+++ b/manuscript/bpp_supplementary.docx
@@ -1777,7 +1777,7 @@
           <w:b/>
           <w:sz w:val="20"/>
         </w:rPr>
-        <w:t>Supplementary Table 3. JMSR-adjusted annual hospital growth model (2016-2024) with both exposures entered simultaneously.</w:t>
+        <w:t>Supplementary Table 3. JMSR-adjusted annual hospital facility-count growth model (2016-2024) with both exposures entered simultaneously.</w:t>
       </w:r>
     </w:p>
     <w:tbl>
@@ -2012,7 +2012,7 @@
           <w:b/>
           <w:sz w:val="20"/>
         </w:rPr>
-        <w:t>Supplementary Table 4. Media-adjusted annual hospital growth model (2009-2018) with a linear time trend; full year fixed effects are omitted because the national article-count series is collinear with them.</w:t>
+        <w:t>Supplementary Table 4. Media-adjusted annual hospital facility-count growth model (2009-2018) with a linear time trend; full year fixed effects are omitted because the national article-count series is collinear with them.</w:t>
       </w:r>
     </w:p>
     <w:tbl>

--- a/manuscript/bpp_supplementary.docx
+++ b/manuscript/bpp_supplementary.docx
@@ -37,7 +37,7 @@
           <w:i w:val="0"/>
           <w:sz w:val="24"/>
         </w:rPr>
-        <w:t>This note records the full model specification, equivalence-testing rationale, and power diagnostics summarised in the main text. It also describes the heterogeneity and trend-robustness checks reported in Supplementary Table 9.</w:t>
+        <w:t>This note records the full model specification, equivalence-testing rationale, and power diagnostics summarised in the main text. It also describes the heterogeneity and trend-stability checks reported in Supplementary Table 9.</w:t>
       </w:r>
     </w:p>
     <w:p>
@@ -276,7 +276,7 @@
           <w:i w:val="0"/>
           <w:sz w:val="24"/>
         </w:rPr>
-        <w:t>Heterogeneity and trend robustness. To test whether the association differed by baseline litigation risk or surgical orientation, the model was augmented with an interaction between litrate and a binary group indicator:</w:t>
+        <w:t>Heterogeneity and trend stability. To test whether the association differed by baseline litigation risk or surgical orientation, the model was augmented with an interaction between litrate and a binary group indicator:</w:t>
       </w:r>
     </w:p>
     <w:p>
@@ -435,7 +435,7 @@
           <w:i w:val="0"/>
           <w:sz w:val="24"/>
         </w:rPr>
-        <w:t>Group_s is either high-litigation (above the median specialty mean lagged litigation rate) or surgical (surgery, orthopaedics, obstetrics and gynaecology, urology). The main effect of Group is absorbed by the specialty fixed effects and is omitted. A separate robustness check added specialty-specific linear trends, C(specialty) x year, to the baseline specification.</w:t>
+        <w:t>Group_s is either high-litigation (above the median specialty mean lagged litigation rate) or surgical (surgery, orthopaedics, obstetrics and gynaecology, urology). The main effect of Group is absorbed by the specialty fixed effects and is omitted. A separate stability check added specialty-specific linear trends, C(specialty) x year, to the baseline specification.</w:t>
       </w:r>
     </w:p>
     <w:p>
@@ -449,7 +449,7 @@
           <w:i w:val="0"/>
           <w:sz w:val="24"/>
         </w:rPr>
-        <w:t>Supplementary Figure 1. Sensitivity-analysis framework for evaluating malpractice-litigation risk as a healthcare workforce-allocation lever.</w:t>
+        <w:t>Supplementary Figure 1. Sensitivity-analysis framework for evaluating malpractice-litigation risk as a healthcare workforce-allocation instrument.</w:t>
       </w:r>
     </w:p>
     <w:p>
@@ -3822,7 +3822,7 @@
           <w:b/>
           <w:sz w:val="20"/>
         </w:rPr>
-        <w:t>Supplementary Table 7. Counterfactual 2034 physician counts by specialty and policy lever. Counts are projected from observed biennial baseline drift plus the indicated effect; marginal percentage changes are shown in Figure 4.</w:t>
+        <w:t>Supplementary Table 7. Counterfactual 2034 physician counts by specialty and policy instrument. Counts are projected from observed biennial baseline drift plus the indicated effect; marginal percentage changes are shown in Figure 4.</w:t>
       </w:r>
     </w:p>
     <w:tbl>
@@ -6625,7 +6625,7 @@
           <w:b/>
           <w:sz w:val="20"/>
         </w:rPr>
-        <w:t>Supplementary Table 9. Heterogeneity and trend-robustness checks. High-litigation and surgical models include an interaction between the lagged litigation rate and a binary group indicator (the main effect of the group is absorbed by specialty fixed effects). The trend-robustness model adds specialty-specific linear time trends.</w:t>
+        <w:t>Supplementary Table 9. Heterogeneity and trend-stability checks. High-litigation and surgical models include an interaction between the lagged litigation rate and a binary group indicator (the main effect of the group is absorbed by specialty fixed effects). The trend-stability model adds specialty-specific linear time trends.</w:t>
       </w:r>
     </w:p>
     <w:tbl>

--- a/manuscript/bpp_supplementary.docx
+++ b/manuscript/bpp_supplementary.docx
@@ -60,7 +60,7 @@
       </w:pPr>
       <m:oMath xmlns:mml="http://www.w3.org/1998/Math/MathML">
         <m:r>
-          <m:t>Delta</m:t>
+          <m:t>Δ</m:t>
         </m:r>
         <m:r>
           <m:rPr>
@@ -89,7 +89,7 @@
         <m:sSub>
           <m:e>
             <m:r>
-              <m:t>alpha</m:t>
+              <m:t>α</m:t>
             </m:r>
           </m:e>
           <m:sub>
@@ -104,7 +104,7 @@
         <m:sSub>
           <m:e>
             <m:r>
-              <m:t>delta</m:t>
+              <m:t>δ</m:t>
             </m:r>
           </m:e>
           <m:sub>
@@ -114,7 +114,7 @@
           </m:sub>
         </m:sSub>
         <m:r>
-          <m:t>+beta*</m:t>
+          <m:t>+β·</m:t>
         </m:r>
         <m:sSub>
           <m:e>
@@ -127,12 +127,12 @@
           </m:e>
           <m:sub>
             <m:r>
-              <m:t>s,t-1</m:t>
+              <m:t>s,t−1</m:t>
             </m:r>
           </m:sub>
         </m:sSub>
         <m:r>
-          <m:t>+gamma*</m:t>
+          <m:t>+γ·</m:t>
         </m:r>
         <m:sSub>
           <m:e>
@@ -145,7 +145,7 @@
           </m:e>
           <m:sub>
             <m:r>
-              <m:t>s,t-1</m:t>
+              <m:t>s,t−1</m:t>
             </m:r>
           </m:sub>
         </m:sSub>
@@ -155,7 +155,7 @@
         <m:sSub>
           <m:e>
             <m:r>
-              <m:t>epsilon</m:t>
+              <m:t>ϵ</m:t>
             </m:r>
           </m:e>
           <m:sub>
@@ -212,7 +212,7 @@
           </m:sub>
         </m:sSub>
         <m:r>
-          <m:t>:beta&lt;=-m</m:t>
+          <m:t>:β≤−m</m:t>
         </m:r>
         <m:r>
           <m:rPr>
@@ -233,7 +233,7 @@
           </m:sub>
         </m:sSub>
         <m:r>
-          <m:t>:beta&gt;=+m</m:t>
+          <m:t>:β≥+m</m:t>
         </m:r>
       </m:oMath>
     </w:p>
@@ -285,7 +285,7 @@
       </w:pPr>
       <m:oMath xmlns:mml="http://www.w3.org/1998/Math/MathML">
         <m:r>
-          <m:t>Delta</m:t>
+          <m:t>Δ</m:t>
         </m:r>
         <m:r>
           <m:rPr>
@@ -314,7 +314,7 @@
         <m:sSub>
           <m:e>
             <m:r>
-              <m:t>alpha</m:t>
+              <m:t>α</m:t>
             </m:r>
           </m:e>
           <m:sub>
@@ -329,7 +329,7 @@
         <m:sSub>
           <m:e>
             <m:r>
-              <m:t>delta</m:t>
+              <m:t>δ</m:t>
             </m:r>
           </m:e>
           <m:sub>
@@ -339,7 +339,7 @@
           </m:sub>
         </m:sSub>
         <m:r>
-          <m:t>+beta*</m:t>
+          <m:t>+β·</m:t>
         </m:r>
         <m:sSub>
           <m:e>
@@ -352,7 +352,7 @@
           </m:e>
           <m:sub>
             <m:r>
-              <m:t>s,t-1</m:t>
+              <m:t>s,t−1</m:t>
             </m:r>
           </m:sub>
         </m:sSub>
@@ -362,7 +362,7 @@
         <m:sSub>
           <m:e>
             <m:r>
-              <m:t>delta</m:t>
+              <m:t>δ</m:t>
             </m:r>
           </m:e>
           <m:sub>
@@ -372,7 +372,7 @@
           </m:sub>
         </m:sSub>
         <m:r>
-          <m:t>*(</m:t>
+          <m:t>·(</m:t>
         </m:r>
         <m:sSub>
           <m:e>
@@ -385,12 +385,12 @@
           </m:e>
           <m:sub>
             <m:r>
-              <m:t>s,t-1</m:t>
+              <m:t>s,t−1</m:t>
             </m:r>
           </m:sub>
         </m:sSub>
         <m:r>
-          <m:t>*</m:t>
+          <m:t>×</m:t>
         </m:r>
         <m:sSub>
           <m:e>
@@ -413,7 +413,7 @@
         <m:sSub>
           <m:e>
             <m:r>
-              <m:t>epsilon</m:t>
+              <m:t>ϵ</m:t>
             </m:r>
           </m:e>
           <m:sub>
